--- a/reference/structure/QQQQQ111.docx
+++ b/reference/structure/QQQQQ111.docx
@@ -6,7 +6,7 @@
       <w:pPr>
         <w:spacing w:after="0" w:line="400" w:lineRule="exact"/>
         <w:rPr>
-          <w:rFonts w:ascii="华文宋体" w:eastAsia="华文宋体" w:hAnsi="华文宋体"/>
+          <w:rFonts w:ascii="华文宋体" w:eastAsia="华文宋体" w:hAnsi="华文宋体" w:hint="eastAsia"/>
           <w:b/>
           <w:bCs/>
         </w:rPr>
@@ -24,7 +24,7 @@
       <w:pPr>
         <w:spacing w:after="0" w:line="400" w:lineRule="exact"/>
         <w:rPr>
-          <w:rFonts w:ascii="华文宋体" w:eastAsia="华文宋体" w:hAnsi="华文宋体"/>
+          <w:rFonts w:ascii="华文宋体" w:eastAsia="华文宋体" w:hAnsi="华文宋体" w:hint="eastAsia"/>
           <w:b/>
           <w:bCs/>
         </w:rPr>
@@ -116,7 +116,7 @@
       <w:pPr>
         <w:spacing w:after="0" w:line="400" w:lineRule="exact"/>
         <w:rPr>
-          <w:rFonts w:ascii="华文宋体" w:eastAsia="华文宋体" w:hAnsi="华文宋体"/>
+          <w:rFonts w:ascii="华文宋体" w:eastAsia="华文宋体" w:hAnsi="华文宋体" w:hint="eastAsia"/>
         </w:rPr>
       </w:pPr>
     </w:p>
@@ -124,7 +124,7 @@
       <w:pPr>
         <w:spacing w:after="0" w:line="400" w:lineRule="exact"/>
         <w:rPr>
-          <w:rFonts w:ascii="华文宋体" w:eastAsia="华文宋体" w:hAnsi="华文宋体"/>
+          <w:rFonts w:ascii="华文宋体" w:eastAsia="华文宋体" w:hAnsi="华文宋体" w:hint="eastAsia"/>
           <w:b/>
           <w:bCs/>
         </w:rPr>
@@ -158,7 +158,7 @@
       <w:pPr>
         <w:spacing w:after="0" w:line="400" w:lineRule="exact"/>
         <w:rPr>
-          <w:rFonts w:ascii="华文宋体" w:eastAsia="华文宋体" w:hAnsi="华文宋体"/>
+          <w:rFonts w:ascii="华文宋体" w:eastAsia="华文宋体" w:hAnsi="华文宋体" w:hint="eastAsia"/>
         </w:rPr>
       </w:pPr>
       <w:r>
@@ -190,7 +190,7 @@
       <w:pPr>
         <w:spacing w:after="0" w:line="400" w:lineRule="exact"/>
         <w:rPr>
-          <w:rFonts w:ascii="华文宋体" w:eastAsia="华文宋体" w:hAnsi="华文宋体"/>
+          <w:rFonts w:ascii="华文宋体" w:eastAsia="华文宋体" w:hAnsi="华文宋体" w:hint="eastAsia"/>
         </w:rPr>
       </w:pPr>
       <w:r>
@@ -216,14 +216,26 @@
       <w:pPr>
         <w:spacing w:after="0" w:line="400" w:lineRule="exact"/>
         <w:rPr>
-          <w:rFonts w:ascii="华文宋体" w:eastAsia="华文宋体" w:hAnsi="华文宋体"/>
-        </w:rPr>
-      </w:pPr>
-      <w:r>
-        <w:rPr>
-          <w:rFonts w:ascii="华文宋体" w:eastAsia="华文宋体" w:hAnsi="华文宋体"/>
-        </w:rPr>
-        <w:t xml:space="preserve">进一步地，考虑到痰湿积分在全样本上的分布断裂，本文对“痰湿严重程度”不在全样本混合建模，而只在痰湿体质子样本内分析。由单变量验证摘要可知，痰湿体质样本量为 278，因此痰湿分支以下均基于 </w:t>
+          <w:rFonts w:ascii="华文宋体" w:eastAsia="华文宋体" w:hAnsi="华文宋体" w:hint="eastAsia"/>
+        </w:rPr>
+      </w:pPr>
+      <w:r>
+        <w:rPr>
+          <w:rFonts w:ascii="华文宋体" w:eastAsia="华文宋体" w:hAnsi="华文宋体"/>
+        </w:rPr>
+        <w:t>进一步地，考虑到痰湿积分在</w:t>
+      </w:r>
+      <w:r>
+        <w:rPr>
+          <w:rFonts w:ascii="华文宋体" w:eastAsia="华文宋体" w:hAnsi="华文宋体" w:hint="eastAsia"/>
+        </w:rPr>
+        <w:t>非痰湿体质和痰湿体质的样本中存在较大差异</w:t>
+      </w:r>
+      <w:r>
+        <w:rPr>
+          <w:rFonts w:ascii="华文宋体" w:eastAsia="华文宋体" w:hAnsi="华文宋体"/>
+        </w:rPr>
+        <w:t xml:space="preserve">，本文对“痰湿严重程度”不在全样本混合建模，而只在痰湿体质子样本内分析。由单变量验证摘要可知，痰湿体质样本量为 278，因此痰湿分支以下均基于 </w:t>
       </w:r>
       <m:oMath>
         <m:sSub>
@@ -269,7 +281,7 @@
       <w:pPr>
         <w:spacing w:after="0" w:line="400" w:lineRule="exact"/>
         <w:rPr>
-          <w:rFonts w:ascii="华文宋体" w:eastAsia="华文宋体" w:hAnsi="华文宋体"/>
+          <w:rFonts w:ascii="华文宋体" w:eastAsia="华文宋体" w:hAnsi="华文宋体" w:hint="eastAsia"/>
         </w:rPr>
       </w:pPr>
       <w:r>
@@ -277,7 +289,7 @@
           <w:rFonts w:ascii="华文宋体" w:eastAsia="华文宋体" w:hAnsi="华文宋体"/>
         </w:rPr>
         <w:pict w14:anchorId="3A3AEB1A">
-          <v:rect id="_x0000_i1068" style="width:0;height:1.5pt" o:hralign="center" o:hrstd="t" o:hr="t" fillcolor="#a0a0a0" stroked="f"/>
+          <v:rect id="_x0000_i1025" style="width:0;height:1.5pt" o:hralign="center" o:hrstd="t" o:hr="t" fillcolor="#a0a0a0" stroked="f"/>
         </w:pict>
       </w:r>
     </w:p>
@@ -285,7 +297,7 @@
       <w:pPr>
         <w:spacing w:after="0" w:line="400" w:lineRule="exact"/>
         <w:rPr>
-          <w:rFonts w:ascii="华文宋体" w:eastAsia="华文宋体" w:hAnsi="华文宋体"/>
+          <w:rFonts w:ascii="华文宋体" w:eastAsia="华文宋体" w:hAnsi="华文宋体" w:hint="eastAsia"/>
           <w:b/>
           <w:bCs/>
         </w:rPr>
@@ -303,7 +315,7 @@
       <w:pPr>
         <w:spacing w:after="0" w:line="400" w:lineRule="exact"/>
         <w:rPr>
-          <w:rFonts w:ascii="华文宋体" w:eastAsia="华文宋体" w:hAnsi="华文宋体"/>
+          <w:rFonts w:ascii="华文宋体" w:eastAsia="华文宋体" w:hAnsi="华文宋体" w:hint="eastAsia"/>
           <w:b/>
           <w:bCs/>
         </w:rPr>
@@ -321,14 +333,32 @@
       <w:pPr>
         <w:spacing w:after="0" w:line="400" w:lineRule="exact"/>
         <w:rPr>
-          <w:rFonts w:ascii="华文宋体" w:eastAsia="华文宋体" w:hAnsi="华文宋体"/>
-        </w:rPr>
-      </w:pPr>
-      <w:r>
-        <w:rPr>
-          <w:rFonts w:ascii="华文宋体" w:eastAsia="华文宋体" w:hAnsi="华文宋体"/>
-        </w:rPr>
-        <w:t xml:space="preserve">问题中的“能有效表征痰湿体质严重程度”并不等同于“判断一个人是否为痰湿体质”，而是要求在痰湿体质患者内部，识别出哪些指标与痰湿积分高低具有稳定联系。因此，本文把痰湿积分 </w:t>
+          <w:rFonts w:ascii="华文宋体" w:eastAsia="华文宋体" w:hAnsi="华文宋体" w:hint="eastAsia"/>
+        </w:rPr>
+      </w:pPr>
+      <w:r>
+        <w:rPr>
+          <w:rFonts w:ascii="华文宋体" w:eastAsia="华文宋体" w:hAnsi="华文宋体" w:hint="eastAsia"/>
+        </w:rPr>
+        <w:t>在</w:t>
+      </w:r>
+      <w:r>
+        <w:rPr>
+          <w:rFonts w:ascii="华文宋体" w:eastAsia="华文宋体" w:hAnsi="华文宋体"/>
+        </w:rPr>
+        <w:t>本文</w:t>
+      </w:r>
+      <w:r>
+        <w:rPr>
+          <w:rFonts w:ascii="华文宋体" w:eastAsia="华文宋体" w:hAnsi="华文宋体" w:hint="eastAsia"/>
+        </w:rPr>
+        <w:t>中</w:t>
+      </w:r>
+      <w:r>
+        <w:rPr>
+          <w:rFonts w:ascii="华文宋体" w:eastAsia="华文宋体" w:hAnsi="华文宋体"/>
+        </w:rPr>
+        <w:t xml:space="preserve">痰湿积分 </w:t>
       </w:r>
       <m:oMath>
         <m:sSub>
@@ -359,6 +389,12 @@
       </m:oMath>
       <w:r>
         <w:rPr>
+          <w:rFonts w:ascii="华文宋体" w:eastAsia="华文宋体" w:hAnsi="华文宋体" w:hint="eastAsia"/>
+        </w:rPr>
+        <w:t>被</w:t>
+      </w:r>
+      <w:r>
+        <w:rPr>
           <w:rFonts w:ascii="华文宋体" w:eastAsia="华文宋体" w:hAnsi="华文宋体"/>
         </w:rPr>
         <w:t>视为连续响应变量，在痰湿体质子样本中建立表征模型。</w:t>
@@ -368,14 +404,44 @@
       <w:pPr>
         <w:spacing w:after="0" w:line="400" w:lineRule="exact"/>
         <w:rPr>
-          <w:rFonts w:ascii="华文宋体" w:eastAsia="华文宋体" w:hAnsi="华文宋体"/>
-        </w:rPr>
-      </w:pPr>
-      <w:r>
-        <w:rPr>
-          <w:rFonts w:ascii="华文宋体" w:eastAsia="华文宋体" w:hAnsi="华文宋体"/>
-        </w:rPr>
-        <w:t xml:space="preserve">首先，用 Spearman 等级相关系数度量指标 </w:t>
+          <w:rFonts w:ascii="华文宋体" w:eastAsia="华文宋体" w:hAnsi="华文宋体" w:hint="eastAsia"/>
+        </w:rPr>
+      </w:pPr>
+      <w:r>
+        <w:rPr>
+          <w:rFonts w:ascii="华文宋体" w:eastAsia="华文宋体" w:hAnsi="华文宋体" w:hint="eastAsia"/>
+        </w:rPr>
+        <w:t>针对医学指标往往不遵循正态分布的特点</w:t>
+      </w:r>
+      <w:r>
+        <w:rPr>
+          <w:rFonts w:ascii="华文宋体" w:eastAsia="华文宋体" w:hAnsi="华文宋体" w:hint="eastAsia"/>
+        </w:rPr>
+        <w:t>，</w:t>
+      </w:r>
+      <w:r>
+        <w:rPr>
+          <w:rFonts w:ascii="华文宋体" w:eastAsia="华文宋体" w:hAnsi="华文宋体" w:hint="eastAsia"/>
+        </w:rPr>
+        <w:t>本</w:t>
+      </w:r>
+      <w:r>
+        <w:rPr>
+          <w:rFonts w:ascii="华文宋体" w:eastAsia="华文宋体" w:hAnsi="华文宋体" w:hint="eastAsia"/>
+        </w:rPr>
+        <w:t>文</w:t>
+      </w:r>
+      <w:r>
+        <w:rPr>
+          <w:rFonts w:ascii="华文宋体" w:eastAsia="华文宋体" w:hAnsi="华文宋体" w:hint="eastAsia"/>
+        </w:rPr>
+        <w:t>使</w:t>
+      </w:r>
+      <w:r>
+        <w:rPr>
+          <w:rFonts w:ascii="华文宋体" w:eastAsia="华文宋体" w:hAnsi="华文宋体"/>
+        </w:rPr>
+        <w:t xml:space="preserve">用 Spearman 等级相关系数度量指标 </w:t>
       </w:r>
       <m:oMath>
         <m:sSub>
@@ -429,7 +495,7 @@
       <w:pPr>
         <w:spacing w:after="0" w:line="400" w:lineRule="exact"/>
         <w:rPr>
-          <w:rFonts w:ascii="华文宋体" w:eastAsia="华文宋体" w:hAnsi="华文宋体"/>
+          <w:rFonts w:ascii="华文宋体" w:eastAsia="华文宋体" w:hAnsi="华文宋体" w:hint="eastAsia"/>
         </w:rPr>
       </w:pPr>
       <m:oMathPara>
@@ -546,6 +612,9 @@
             <m:t>.</m:t>
           </m:r>
           <m:r>
+            <m:rPr>
+              <m:sty m:val="p"/>
+            </m:rPr>
             <w:rPr>
               <w:rFonts w:ascii="华文宋体" w:eastAsia="华文宋体" w:hAnsi="华文宋体"/>
             </w:rPr>
@@ -558,28 +627,26 @@
       <w:pPr>
         <w:spacing w:after="0" w:line="400" w:lineRule="exact"/>
         <w:rPr>
-          <w:rFonts w:ascii="华文宋体" w:eastAsia="华文宋体" w:hAnsi="华文宋体"/>
-        </w:rPr>
-      </w:pPr>
-      <w:r>
-        <w:rPr>
-          <w:rFonts w:ascii="华文宋体" w:eastAsia="华文宋体" w:hAnsi="华文宋体"/>
-        </w:rPr>
-        <w:t>选择 Spearman 而非 Pearson 的原因在于，医学指标往往不严格服从正态分布，且我们更关心“升高/降低趋势是否一致”，而不是严格线性关系。</w:t>
-      </w:r>
-    </w:p>
-    <w:p>
-      <w:pPr>
-        <w:spacing w:after="0" w:line="400" w:lineRule="exact"/>
-        <w:rPr>
-          <w:rFonts w:ascii="华文宋体" w:eastAsia="华文宋体" w:hAnsi="华文宋体"/>
-        </w:rPr>
-      </w:pPr>
-      <w:r>
-        <w:rPr>
-          <w:rFonts w:ascii="华文宋体" w:eastAsia="华文宋体" w:hAnsi="华文宋体"/>
-        </w:rPr>
-        <w:t xml:space="preserve">其次，为了考察不同痰湿水平分层下的指标差异，再采用 Kruskal–Wallis 非参数检验比较各候选指标在痰湿积分分组中的分布差异。对指标 </w:t>
+          <w:rFonts w:ascii="华文宋体" w:eastAsia="华文宋体" w:hAnsi="华文宋体" w:hint="eastAsia"/>
+        </w:rPr>
+      </w:pPr>
+      <w:r>
+        <w:rPr>
+          <w:rFonts w:ascii="华文宋体" w:eastAsia="华文宋体" w:hAnsi="华文宋体"/>
+        </w:rPr>
+        <w:t>其次，为了考察不同痰湿水平分层下的指标差异，</w:t>
+      </w:r>
+      <w:r>
+        <w:rPr>
+          <w:rFonts w:ascii="华文宋体" w:eastAsia="华文宋体" w:hAnsi="华文宋体" w:hint="eastAsia"/>
+        </w:rPr>
+        <w:t>本文</w:t>
+      </w:r>
+      <w:r>
+        <w:rPr>
+          <w:rFonts w:ascii="华文宋体" w:eastAsia="华文宋体" w:hAnsi="华文宋体"/>
+        </w:rPr>
+        <w:t xml:space="preserve">采用 Kruskal–Wallis 非参数检验比较各候选指标在痰湿积分分组中的分布差异。对指标 </w:t>
       </w:r>
       <m:oMath>
         <m:sSub>
@@ -619,7 +686,7 @@
       <w:pPr>
         <w:spacing w:after="0" w:line="400" w:lineRule="exact"/>
         <w:rPr>
-          <w:rFonts w:ascii="华文宋体" w:eastAsia="华文宋体" w:hAnsi="华文宋体"/>
+          <w:rFonts w:ascii="华文宋体" w:eastAsia="华文宋体" w:hAnsi="华文宋体" w:hint="eastAsia"/>
         </w:rPr>
       </w:pPr>
       <m:oMathPara>
@@ -719,7 +786,6 @@
           <m:r>
             <w:rPr>
               <w:rFonts w:ascii="华文宋体" w:eastAsia="华文宋体" w:hAnsi="华文宋体"/>
-              <w:i/>
             </w:rPr>
             <w:br/>
           </m:r>
@@ -730,7 +796,7 @@
       <w:pPr>
         <w:spacing w:after="0" w:line="400" w:lineRule="exact"/>
         <w:rPr>
-          <w:rFonts w:ascii="华文宋体" w:eastAsia="华文宋体" w:hAnsi="华文宋体"/>
+          <w:rFonts w:ascii="华文宋体" w:eastAsia="华文宋体" w:hAnsi="华文宋体" w:hint="eastAsia"/>
         </w:rPr>
       </w:pPr>
       <w:r>
@@ -744,15 +810,32 @@
       <w:pPr>
         <w:spacing w:after="0" w:line="400" w:lineRule="exact"/>
         <w:rPr>
-          <w:rFonts w:ascii="华文宋体" w:eastAsia="华文宋体" w:hAnsi="华文宋体"/>
-        </w:rPr>
-      </w:pPr>
-      <w:r>
-        <w:rPr>
-          <w:rFonts w:ascii="华文宋体" w:eastAsia="华文宋体" w:hAnsi="华文宋体"/>
-        </w:rPr>
-        <w:lastRenderedPageBreak/>
-        <w:t xml:space="preserve">但仅依赖单变量检验，容易忽略变量间共线性与冗余。因此，在第二步中，本文进一步使用 Elastic Net 回归对痰湿积分进行多变量拟合。设候选特征矩阵为 </w:t>
+          <w:rFonts w:ascii="华文宋体" w:eastAsia="华文宋体" w:hAnsi="华文宋体" w:hint="eastAsia"/>
+        </w:rPr>
+      </w:pPr>
+      <w:r>
+        <w:rPr>
+          <w:rFonts w:ascii="华文宋体" w:eastAsia="华文宋体" w:hAnsi="华文宋体" w:hint="eastAsia"/>
+        </w:rPr>
+        <w:t>考虑到</w:t>
+      </w:r>
+      <w:r>
+        <w:rPr>
+          <w:rFonts w:ascii="华文宋体" w:eastAsia="华文宋体" w:hAnsi="华文宋体"/>
+        </w:rPr>
+        <w:t>变量间共线性与冗余</w:t>
+      </w:r>
+      <w:r>
+        <w:rPr>
+          <w:rFonts w:ascii="华文宋体" w:eastAsia="华文宋体" w:hAnsi="华文宋体" w:hint="eastAsia"/>
+        </w:rPr>
+        <w:t>的问题，</w:t>
+      </w:r>
+      <w:r>
+        <w:rPr>
+          <w:rFonts w:ascii="华文宋体" w:eastAsia="华文宋体" w:hAnsi="华文宋体"/>
+        </w:rPr>
+        <w:t xml:space="preserve">在第二步中，本文进一步使用 Elastic Net 回归对痰湿积分进行多变量拟合。设候选特征矩阵为 </w:t>
       </w:r>
       <m:oMath>
         <m:r>
@@ -785,9 +868,9 @@
     </w:p>
     <w:p>
       <w:pPr>
-        <w:spacing w:after="0" w:line="400" w:lineRule="exact"/>
-        <w:rPr>
-          <w:rFonts w:ascii="华文宋体" w:eastAsia="华文宋体" w:hAnsi="华文宋体"/>
+        <w:spacing w:after="0" w:line="240" w:lineRule="auto"/>
+        <w:rPr>
+          <w:rFonts w:ascii="华文宋体" w:eastAsia="华文宋体" w:hAnsi="华文宋体" w:hint="eastAsia"/>
         </w:rPr>
       </w:pPr>
       <m:oMathPara>
@@ -1209,6 +1292,9 @@
             <m:t>.</m:t>
           </m:r>
           <m:r>
+            <m:rPr>
+              <m:sty m:val="p"/>
+            </m:rPr>
             <w:rPr>
               <w:rFonts w:ascii="华文宋体" w:eastAsia="华文宋体" w:hAnsi="华文宋体"/>
             </w:rPr>
@@ -1221,7 +1307,7 @@
       <w:pPr>
         <w:spacing w:after="0" w:line="400" w:lineRule="exact"/>
         <w:rPr>
-          <w:rFonts w:ascii="华文宋体" w:eastAsia="华文宋体" w:hAnsi="华文宋体"/>
+          <w:rFonts w:ascii="华文宋体" w:eastAsia="华文宋体" w:hAnsi="华文宋体" w:hint="eastAsia"/>
         </w:rPr>
       </w:pPr>
       <w:r>
@@ -1322,7 +1408,7 @@
         <w:rPr>
           <w:rFonts w:ascii="华文宋体" w:eastAsia="华文宋体" w:hAnsi="华文宋体"/>
         </w:rPr>
-        <w:t>稳定约束。选择 Elastic Net 而不是普通线性回归，是因为 BMI、血脂和代谢指标之间存在一定相关性，Elastic Net 能在保留稳定性的同时完成自动筛选。</w:t>
+        <w:t>稳定约束。</w:t>
       </w:r>
     </w:p>
     <w:p>
@@ -1336,149 +1422,13 @@
         <w:rPr>
           <w:rFonts w:ascii="华文宋体" w:eastAsia="华文宋体" w:hAnsi="华文宋体"/>
         </w:rPr>
-        <w:t>为了进一步避免模型系数受线性假设限制，本文又使用随机森林置换重要性作为非线性补充。若置换某一变量后模型性能显著下降，则说明该变量在解释痰湿积分时具有较高贡献。这样，“相关分析 + 非参数检验 + 稀疏回归 + 树模型重要性”构成痰湿分支的四层筛选框架。</w:t>
-      </w:r>
-    </w:p>
-    <w:p>
-      <w:pPr>
-        <w:spacing w:after="0" w:line="400" w:lineRule="exact"/>
-        <w:rPr>
-          <w:rFonts w:ascii="华文宋体" w:eastAsia="华文宋体" w:hAnsi="华文宋体"/>
-        </w:rPr>
-      </w:pPr>
-      <w:r>
-        <w:rPr>
-          <w:rFonts w:ascii="华文宋体" w:eastAsia="华文宋体" w:hAnsi="华文宋体"/>
-        </w:rPr>
-        <w:t>从结果看，痰湿分支中 BMI 的 Spearman 绝对相关最高，</w:t>
-      </w:r>
-      <m:oMath>
-        <m:r>
-          <m:rPr>
-            <m:sty m:val="p"/>
-          </m:rPr>
-          <w:rPr>
-            <w:rFonts w:ascii="Cambria Math" w:eastAsia="华文宋体" w:hAnsi="Cambria Math"/>
-          </w:rPr>
-          <m:t>∣</m:t>
-        </m:r>
-        <m:r>
-          <w:rPr>
-            <w:rFonts w:ascii="Cambria Math" w:eastAsia="华文宋体" w:hAnsi="Cambria Math"/>
-          </w:rPr>
-          <m:t>ρ</m:t>
-        </m:r>
-        <m:r>
-          <m:rPr>
-            <m:sty m:val="p"/>
-          </m:rPr>
-          <w:rPr>
-            <w:rFonts w:ascii="Cambria Math" w:eastAsia="华文宋体" w:hAnsi="Cambria Math"/>
-          </w:rPr>
-          <m:t>∣</m:t>
-        </m:r>
-        <m:r>
-          <w:rPr>
-            <w:rFonts w:ascii="Cambria Math" w:eastAsia="华文宋体" w:hAnsi="Cambria Math"/>
-          </w:rPr>
-          <m:t>=0.1197</m:t>
-        </m:r>
-      </m:oMath>
-      <w:r>
-        <w:rPr>
-          <w:rFonts w:ascii="华文宋体" w:eastAsia="华文宋体" w:hAnsi="华文宋体"/>
-        </w:rPr>
-        <w:t xml:space="preserve">；Kruskal–Wallis 检验中 BMI 也位于前列，说明 BMI 对痰湿严重程度具有一定表征意义。但整体上，该分支回归性能较弱，5×5 重复交叉验证下 </w:t>
-      </w:r>
-      <m:oMath>
-        <m:sSup>
-          <m:sSupPr>
-            <m:ctrlPr>
-              <w:rPr>
-                <w:rFonts w:ascii="Cambria Math" w:eastAsia="华文宋体" w:hAnsi="Cambria Math"/>
-              </w:rPr>
-            </m:ctrlPr>
-          </m:sSupPr>
-          <m:e>
-            <m:r>
-              <w:rPr>
-                <w:rFonts w:ascii="Cambria Math" w:eastAsia="华文宋体" w:hAnsi="Cambria Math"/>
-              </w:rPr>
-              <m:t>R</m:t>
-            </m:r>
-          </m:e>
-          <m:sup>
-            <m:r>
-              <w:rPr>
-                <w:rFonts w:ascii="Cambria Math" w:eastAsia="华文宋体" w:hAnsi="Cambria Math"/>
-              </w:rPr>
-              <m:t>2</m:t>
-            </m:r>
-          </m:sup>
-        </m:sSup>
-        <m:r>
-          <w:rPr>
-            <w:rFonts w:ascii="Cambria Math" w:eastAsia="华文宋体" w:hAnsi="Cambria Math"/>
-          </w:rPr>
-          <m:t>=-0.0372</m:t>
-        </m:r>
-      </m:oMath>
-      <w:r>
-        <w:rPr>
-          <w:rFonts w:ascii="华文宋体" w:eastAsia="华文宋体" w:hAnsi="华文宋体"/>
-        </w:rPr>
-        <w:t>，说明在当前数据中，能够稳定刻画痰湿程度的连续型体检指标并不多，痰湿分支更适合作为辅助解释线索，而不宜承担主判别任务。</w:t>
-      </w:r>
-    </w:p>
-    <w:p>
-      <w:pPr>
-        <w:spacing w:after="0" w:line="400" w:lineRule="exact"/>
-        <w:rPr>
-          <w:rFonts w:ascii="华文宋体" w:eastAsia="华文宋体" w:hAnsi="华文宋体"/>
-        </w:rPr>
-      </w:pPr>
-      <w:r>
-        <w:rPr>
-          <w:rFonts w:ascii="华文宋体" w:eastAsia="华文宋体" w:hAnsi="华文宋体"/>
-        </w:rPr>
-        <w:t>【此处插入图 1：问题一单变量验证三联图（痰湿 Spearman、点二列相关、高血脂单变量 AUC）】</w:t>
-      </w:r>
-      <w:r>
-        <w:rPr>
-          <w:rFonts w:ascii="华文宋体" w:eastAsia="华文宋体" w:hAnsi="华文宋体"/>
-        </w:rPr>
-        <w:br/>
-        <w:t>【此处插入图 2：痰湿积分四分位趋势图】</w:t>
-      </w:r>
-    </w:p>
-    <w:p>
-      <w:pPr>
-        <w:spacing w:after="0" w:line="400" w:lineRule="exact"/>
-        <w:rPr>
-          <w:rFonts w:ascii="华文宋体" w:eastAsia="华文宋体" w:hAnsi="华文宋体"/>
-        </w:rPr>
-      </w:pPr>
-      <w:r>
-        <w:rPr>
-          <w:rFonts w:ascii="华文宋体" w:eastAsia="华文宋体" w:hAnsi="华文宋体"/>
-        </w:rPr>
-        <w:t>由图 1 和图 2 可见，痰湿分支中多数指标的单调关系都较弱，只有 BMI、血尿酸等指标表现出轻度趋势，而活动能力和部分 ADL/IADL 指标更多体现为后续干预设计的解释变量，而非强筛选变量。</w:t>
-      </w:r>
-    </w:p>
-    <w:p>
-      <w:pPr>
-        <w:spacing w:after="0" w:line="400" w:lineRule="exact"/>
-        <w:rPr>
-          <w:rFonts w:ascii="华文宋体" w:eastAsia="华文宋体" w:hAnsi="华文宋体"/>
-        </w:rPr>
-      </w:pPr>
-      <w:r>
-        <w:rPr>
-          <w:rFonts w:ascii="华文宋体" w:eastAsia="华文宋体" w:hAnsi="华文宋体"/>
-        </w:rPr>
-        <w:pict w14:anchorId="015A0E8E">
-          <v:rect id="_x0000_i1069" style="width:0;height:1.5pt" o:hralign="center" o:hrstd="t" o:hr="t" fillcolor="#a0a0a0" stroked="f"/>
-        </w:pict>
+        <w:t>为了进一步避免模型系数受线性假设限制，本文使用随机森林置换重要性作为非线性补充。若置换某一变量后模型性能显著下降，则说明该变量在解释痰湿积分时具有较高贡献。</w:t>
+      </w:r>
+      <w:r>
+        <w:rPr>
+          <w:rFonts w:ascii="华文宋体" w:eastAsia="华文宋体" w:hAnsi="华文宋体" w:hint="eastAsia"/>
+        </w:rPr>
+        <w:t xml:space="preserve"> </w:t>
       </w:r>
     </w:p>
     <w:p>
@@ -1490,27 +1440,1245 @@
           <w:bCs/>
         </w:rPr>
       </w:pPr>
-      <w:r>
-        <w:rPr>
-          <w:rFonts w:ascii="华文宋体" w:eastAsia="华文宋体" w:hAnsi="华文宋体"/>
+    </w:p>
+    <w:p>
+      <w:pPr>
+        <w:spacing w:after="0" w:line="400" w:lineRule="exact"/>
+        <w:rPr>
+          <w:rFonts w:ascii="华文宋体" w:eastAsia="华文宋体" w:hAnsi="华文宋体"/>
+        </w:rPr>
+      </w:pPr>
+      <w:r>
+        <w:rPr>
+          <w:rFonts w:ascii="华文宋体" w:eastAsia="华文宋体" w:hAnsi="华文宋体" w:hint="eastAsia"/>
+          <w:noProof/>
+          <w:sz w:val="18"/>
+          <w:szCs w:val="18"/>
+        </w:rPr>
+        <w:drawing>
+          <wp:anchor distT="0" distB="0" distL="114300" distR="114300" simplePos="0" relativeHeight="251659264" behindDoc="0" locked="0" layoutInCell="1" allowOverlap="1" wp14:anchorId="254B24C7" wp14:editId="362A5D1D">
+            <wp:simplePos x="0" y="0"/>
+            <wp:positionH relativeFrom="column">
+              <wp:posOffset>2620055</wp:posOffset>
+            </wp:positionH>
+            <wp:positionV relativeFrom="paragraph">
+              <wp:posOffset>880601</wp:posOffset>
+            </wp:positionV>
+            <wp:extent cx="3038564" cy="1778597"/>
+            <wp:effectExtent l="0" t="0" r="0" b="0"/>
+            <wp:wrapTopAndBottom/>
+            <wp:docPr id="1389138331" name="图片 2"/>
+            <wp:cNvGraphicFramePr>
+              <a:graphicFrameLocks xmlns:a="http://schemas.openxmlformats.org/drawingml/2006/main" noChangeAspect="1"/>
+            </wp:cNvGraphicFramePr>
+            <a:graphic xmlns:a="http://schemas.openxmlformats.org/drawingml/2006/main">
+              <a:graphicData uri="http://schemas.openxmlformats.org/drawingml/2006/picture">
+                <pic:pic xmlns:pic="http://schemas.openxmlformats.org/drawingml/2006/picture">
+                  <pic:nvPicPr>
+                    <pic:cNvPr id="0" name="Picture 8"/>
+                    <pic:cNvPicPr>
+                      <a:picLocks noChangeAspect="1" noChangeArrowheads="1"/>
+                    </pic:cNvPicPr>
+                  </pic:nvPicPr>
+                  <pic:blipFill>
+                    <a:blip r:embed="rId5" cstate="print">
+                      <a:extLst>
+                        <a:ext uri="{28A0092B-C50C-407E-A947-70E740481C1C}">
+                          <a14:useLocalDpi xmlns:a14="http://schemas.microsoft.com/office/drawing/2010/main" val="0"/>
+                        </a:ext>
+                      </a:extLst>
+                    </a:blip>
+                    <a:srcRect/>
+                    <a:stretch>
+                      <a:fillRect/>
+                    </a:stretch>
+                  </pic:blipFill>
+                  <pic:spPr bwMode="auto">
+                    <a:xfrm>
+                      <a:off x="0" y="0"/>
+                      <a:ext cx="3038564" cy="1778597"/>
+                    </a:xfrm>
+                    <a:prstGeom prst="rect">
+                      <a:avLst/>
+                    </a:prstGeom>
+                    <a:noFill/>
+                    <a:ln>
+                      <a:noFill/>
+                    </a:ln>
+                  </pic:spPr>
+                </pic:pic>
+              </a:graphicData>
+            </a:graphic>
+            <wp14:sizeRelH relativeFrom="margin">
+              <wp14:pctWidth>0</wp14:pctWidth>
+            </wp14:sizeRelH>
+            <wp14:sizeRelV relativeFrom="margin">
+              <wp14:pctHeight>0</wp14:pctHeight>
+            </wp14:sizeRelV>
+          </wp:anchor>
+        </w:drawing>
+      </w:r>
+      <w:r>
+        <w:rPr>
+          <w:rFonts w:ascii="华文宋体" w:eastAsia="华文宋体" w:hAnsi="华文宋体"/>
+          <w:noProof/>
+        </w:rPr>
+        <w:drawing>
+          <wp:anchor distT="0" distB="0" distL="114300" distR="114300" simplePos="0" relativeHeight="251658240" behindDoc="0" locked="0" layoutInCell="1" allowOverlap="1" wp14:anchorId="0D892589" wp14:editId="58F47B48">
+            <wp:simplePos x="0" y="0"/>
+            <wp:positionH relativeFrom="margin">
+              <wp:posOffset>-48581</wp:posOffset>
+            </wp:positionH>
+            <wp:positionV relativeFrom="paragraph">
+              <wp:posOffset>359818</wp:posOffset>
+            </wp:positionV>
+            <wp:extent cx="2519045" cy="2566035"/>
+            <wp:effectExtent l="0" t="0" r="0" b="5715"/>
+            <wp:wrapTopAndBottom/>
+            <wp:docPr id="1004805889" name="图片 1"/>
+            <wp:cNvGraphicFramePr>
+              <a:graphicFrameLocks xmlns:a="http://schemas.openxmlformats.org/drawingml/2006/main" noChangeAspect="1"/>
+            </wp:cNvGraphicFramePr>
+            <a:graphic xmlns:a="http://schemas.openxmlformats.org/drawingml/2006/main">
+              <a:graphicData uri="http://schemas.openxmlformats.org/drawingml/2006/picture">
+                <pic:pic xmlns:pic="http://schemas.openxmlformats.org/drawingml/2006/picture">
+                  <pic:nvPicPr>
+                    <pic:cNvPr id="0" name="Picture 7"/>
+                    <pic:cNvPicPr>
+                      <a:picLocks noChangeAspect="1" noChangeArrowheads="1"/>
+                    </pic:cNvPicPr>
+                  </pic:nvPicPr>
+                  <pic:blipFill>
+                    <a:blip r:embed="rId6" cstate="print">
+                      <a:extLst>
+                        <a:ext uri="{28A0092B-C50C-407E-A947-70E740481C1C}">
+                          <a14:useLocalDpi xmlns:a14="http://schemas.microsoft.com/office/drawing/2010/main" val="0"/>
+                        </a:ext>
+                      </a:extLst>
+                    </a:blip>
+                    <a:srcRect/>
+                    <a:stretch>
+                      <a:fillRect/>
+                    </a:stretch>
+                  </pic:blipFill>
+                  <pic:spPr bwMode="auto">
+                    <a:xfrm>
+                      <a:off x="0" y="0"/>
+                      <a:ext cx="2519045" cy="2566035"/>
+                    </a:xfrm>
+                    <a:prstGeom prst="rect">
+                      <a:avLst/>
+                    </a:prstGeom>
+                    <a:noFill/>
+                    <a:ln>
+                      <a:noFill/>
+                    </a:ln>
+                  </pic:spPr>
+                </pic:pic>
+              </a:graphicData>
+            </a:graphic>
+            <wp14:sizeRelH relativeFrom="margin">
+              <wp14:pctWidth>0</wp14:pctWidth>
+            </wp14:sizeRelH>
+            <wp14:sizeRelV relativeFrom="margin">
+              <wp14:pctHeight>0</wp14:pctHeight>
+            </wp14:sizeRelV>
+          </wp:anchor>
+        </w:drawing>
+      </w:r>
+      <w:r>
+        <w:rPr>
+          <w:rFonts w:ascii="华文宋体" w:eastAsia="华文宋体" w:hAnsi="华文宋体" w:hint="eastAsia"/>
           <w:b/>
           <w:bCs/>
         </w:rPr>
-        <w:t>3.3.2 高血脂分支：高血脂风险预警</w:t>
+        <w:t>3.3.2</w:t>
+      </w:r>
+      <w:r>
+        <w:rPr>
+          <w:rFonts w:ascii="华文宋体" w:eastAsia="华文宋体" w:hAnsi="华文宋体"/>
+          <w:b/>
+          <w:bCs/>
+        </w:rPr>
+        <w:t>痰湿分支</w:t>
+      </w:r>
+      <w:r>
+        <w:rPr>
+          <w:rFonts w:ascii="华文宋体" w:eastAsia="华文宋体" w:hAnsi="华文宋体" w:hint="eastAsia"/>
+          <w:b/>
+          <w:bCs/>
+        </w:rPr>
+        <w:t>的相关性求解结果</w:t>
       </w:r>
     </w:p>
     <w:p>
       <w:pPr>
         <w:spacing w:after="0" w:line="400" w:lineRule="exact"/>
         <w:rPr>
-          <w:rFonts w:ascii="华文宋体" w:eastAsia="华文宋体" w:hAnsi="华文宋体"/>
-        </w:rPr>
-      </w:pPr>
-      <w:r>
-        <w:rPr>
-          <w:rFonts w:ascii="华文宋体" w:eastAsia="华文宋体" w:hAnsi="华文宋体"/>
-        </w:rPr>
-        <w:t xml:space="preserve">与痰湿分支不同，高血脂分支的目标变量是二元标签 </w:t>
+          <w:rFonts w:ascii="华文宋体" w:eastAsia="华文宋体" w:hAnsi="华文宋体" w:hint="eastAsia"/>
+          <w:b/>
+          <w:bCs/>
+          <w:sz w:val="16"/>
+          <w:szCs w:val="16"/>
+        </w:rPr>
+      </w:pPr>
+      <w:r>
+        <w:rPr>
+          <w:rFonts w:ascii="华文宋体" w:eastAsia="华文宋体" w:hAnsi="华文宋体" w:hint="eastAsia"/>
+          <w:b/>
+          <w:bCs/>
+          <w:sz w:val="18"/>
+          <w:szCs w:val="18"/>
+        </w:rPr>
+        <w:t xml:space="preserve">图X：各指标与痰湿积分的spreaman相关强度          </w:t>
+      </w:r>
+      <w:r>
+        <w:rPr>
+          <w:rFonts w:ascii="华文宋体" w:eastAsia="华文宋体" w:hAnsi="华文宋体" w:hint="eastAsia"/>
+          <w:b/>
+          <w:bCs/>
+          <w:sz w:val="16"/>
+          <w:szCs w:val="16"/>
+        </w:rPr>
+        <w:t>图X：</w:t>
+      </w:r>
+      <w:r>
+        <w:rPr>
+          <w:rFonts w:ascii="华文宋体" w:eastAsia="华文宋体" w:hAnsi="华文宋体" w:hint="eastAsia"/>
+          <w:b/>
+          <w:bCs/>
+          <w:sz w:val="16"/>
+          <w:szCs w:val="16"/>
+        </w:rPr>
+        <w:t>四种</w:t>
+      </w:r>
+      <w:r>
+        <w:rPr>
+          <w:rFonts w:ascii="华文宋体" w:eastAsia="华文宋体" w:hAnsi="华文宋体" w:hint="eastAsia"/>
+          <w:b/>
+          <w:bCs/>
+          <w:sz w:val="16"/>
+          <w:szCs w:val="16"/>
+        </w:rPr>
+        <w:t>指标与痰湿积分</w:t>
+      </w:r>
+      <w:r>
+        <w:rPr>
+          <w:rFonts w:ascii="华文宋体" w:eastAsia="华文宋体" w:hAnsi="华文宋体" w:hint="eastAsia"/>
+          <w:b/>
+          <w:bCs/>
+          <w:sz w:val="16"/>
+          <w:szCs w:val="16"/>
+        </w:rPr>
+        <w:t>四分位中的均值趋势</w:t>
+      </w:r>
+    </w:p>
+    <w:p>
+      <w:pPr>
+        <w:spacing w:after="0" w:line="400" w:lineRule="exact"/>
+        <w:rPr>
+          <w:rFonts w:ascii="华文宋体" w:eastAsia="华文宋体" w:hAnsi="华文宋体"/>
+        </w:rPr>
+      </w:pPr>
+    </w:p>
+    <w:p>
+      <w:pPr>
+        <w:spacing w:after="0" w:line="400" w:lineRule="exact"/>
+        <w:jc w:val="center"/>
+        <w:rPr>
+          <w:rFonts w:ascii="华文宋体" w:eastAsia="华文宋体" w:hAnsi="华文宋体" w:hint="eastAsia"/>
+          <w:b/>
+          <w:bCs/>
+        </w:rPr>
+      </w:pPr>
+      <w:r>
+        <w:rPr>
+          <w:rFonts w:ascii="华文宋体" w:eastAsia="华文宋体" w:hAnsi="华文宋体" w:hint="eastAsia"/>
+          <w:b/>
+          <w:bCs/>
+        </w:rPr>
+        <w:t xml:space="preserve">表X : </w:t>
+      </w:r>
+      <w:r>
+        <w:rPr>
+          <w:rFonts w:ascii="华文宋体" w:eastAsia="华文宋体" w:hAnsi="华文宋体"/>
+          <w:b/>
+          <w:bCs/>
+        </w:rPr>
+        <w:t>痰湿分支候选指标的多方法筛选结果</w:t>
+      </w:r>
+    </w:p>
+    <w:tbl>
+      <w:tblPr>
+        <w:tblStyle w:val="ae"/>
+        <w:tblW w:w="8306" w:type="dxa"/>
+        <w:tblBorders>
+          <w:top w:val="none" w:sz="0" w:space="0" w:color="auto"/>
+          <w:left w:val="none" w:sz="0" w:space="0" w:color="auto"/>
+          <w:bottom w:val="none" w:sz="0" w:space="0" w:color="auto"/>
+          <w:right w:val="none" w:sz="0" w:space="0" w:color="auto"/>
+          <w:insideH w:val="none" w:sz="0" w:space="0" w:color="auto"/>
+          <w:insideV w:val="none" w:sz="0" w:space="0" w:color="auto"/>
+        </w:tblBorders>
+        <w:tblLook w:val="04A0" w:firstRow="1" w:lastRow="0" w:firstColumn="1" w:lastColumn="0" w:noHBand="0" w:noVBand="1"/>
+      </w:tblPr>
+      <w:tblGrid>
+        <w:gridCol w:w="2276"/>
+        <w:gridCol w:w="1850"/>
+        <w:gridCol w:w="2047"/>
+        <w:gridCol w:w="2133"/>
+      </w:tblGrid>
+      <w:tr>
+        <w:trPr>
+          <w:trHeight w:val="415"/>
+        </w:trPr>
+        <w:tc>
+          <w:tcPr>
+            <w:tcW w:w="2276" w:type="dxa"/>
+            <w:tcBorders>
+              <w:top w:val="thinThickSmallGap" w:sz="24" w:space="0" w:color="auto"/>
+              <w:bottom w:val="single" w:sz="4" w:space="0" w:color="auto"/>
+            </w:tcBorders>
+          </w:tcPr>
+          <w:p>
+            <w:pPr>
+              <w:spacing w:line="400" w:lineRule="exact"/>
+              <w:jc w:val="center"/>
+              <w:rPr>
+                <w:rFonts w:ascii="华文宋体" w:eastAsia="华文宋体" w:hAnsi="华文宋体"/>
+              </w:rPr>
+            </w:pPr>
+            <w:r>
+              <w:rPr>
+                <w:rFonts w:ascii="华文宋体" w:eastAsia="华文宋体" w:hAnsi="华文宋体" w:hint="eastAsia"/>
+              </w:rPr>
+              <w:t>指标</w:t>
+            </w:r>
+          </w:p>
+        </w:tc>
+        <w:tc>
+          <w:tcPr>
+            <w:tcW w:w="1850" w:type="dxa"/>
+            <w:tcBorders>
+              <w:top w:val="thinThickSmallGap" w:sz="24" w:space="0" w:color="auto"/>
+              <w:bottom w:val="single" w:sz="4" w:space="0" w:color="auto"/>
+            </w:tcBorders>
+          </w:tcPr>
+          <w:p>
+            <w:pPr>
+              <w:spacing w:line="400" w:lineRule="exact"/>
+              <w:jc w:val="center"/>
+              <w:rPr>
+                <w:rFonts w:ascii="华文宋体" w:eastAsia="华文宋体" w:hAnsi="华文宋体" w:hint="eastAsia"/>
+                <w:sz w:val="24"/>
+              </w:rPr>
+            </w:pPr>
+            <w:proofErr w:type="spellStart"/>
+            <w:r>
+              <w:rPr>
+                <w:rFonts w:ascii="华文宋体" w:eastAsia="华文宋体" w:hAnsi="华文宋体" w:hint="eastAsia"/>
+                <w:sz w:val="24"/>
+              </w:rPr>
+              <w:t>H_stat</w:t>
+            </w:r>
+            <w:proofErr w:type="spellEnd"/>
+          </w:p>
+        </w:tc>
+        <w:tc>
+          <w:tcPr>
+            <w:tcW w:w="2047" w:type="dxa"/>
+            <w:tcBorders>
+              <w:top w:val="thinThickSmallGap" w:sz="24" w:space="0" w:color="auto"/>
+              <w:bottom w:val="single" w:sz="4" w:space="0" w:color="auto"/>
+            </w:tcBorders>
+          </w:tcPr>
+          <w:p>
+            <w:pPr>
+              <w:spacing w:line="400" w:lineRule="exact"/>
+              <w:jc w:val="center"/>
+              <w:rPr>
+                <w:rFonts w:ascii="华文宋体" w:eastAsia="华文宋体" w:hAnsi="华文宋体"/>
+                <w:sz w:val="20"/>
+                <w:szCs w:val="20"/>
+              </w:rPr>
+            </w:pPr>
+            <w:proofErr w:type="spellStart"/>
+            <w:r>
+              <w:rPr>
+                <w:rFonts w:ascii="华文宋体" w:eastAsia="华文宋体" w:hAnsi="华文宋体" w:hint="eastAsia"/>
+                <w:sz w:val="20"/>
+                <w:szCs w:val="20"/>
+              </w:rPr>
+              <w:t>ElasticNet</w:t>
+            </w:r>
+            <w:proofErr w:type="spellEnd"/>
+            <w:r>
+              <w:rPr>
+                <w:rFonts w:ascii="华文宋体" w:eastAsia="华文宋体" w:hAnsi="华文宋体" w:hint="eastAsia"/>
+                <w:sz w:val="20"/>
+                <w:szCs w:val="20"/>
+              </w:rPr>
+              <w:t>系数</w:t>
+            </w:r>
+          </w:p>
+        </w:tc>
+        <w:tc>
+          <w:tcPr>
+            <w:tcW w:w="2133" w:type="dxa"/>
+            <w:tcBorders>
+              <w:top w:val="thinThickSmallGap" w:sz="24" w:space="0" w:color="auto"/>
+              <w:bottom w:val="single" w:sz="4" w:space="0" w:color="auto"/>
+            </w:tcBorders>
+          </w:tcPr>
+          <w:p>
+            <w:pPr>
+              <w:spacing w:line="400" w:lineRule="exact"/>
+              <w:jc w:val="center"/>
+              <w:rPr>
+                <w:rFonts w:ascii="华文宋体" w:eastAsia="华文宋体" w:hAnsi="华文宋体"/>
+                <w:sz w:val="15"/>
+                <w:szCs w:val="15"/>
+              </w:rPr>
+            </w:pPr>
+            <w:r>
+              <w:rPr>
+                <w:rFonts w:ascii="华文宋体" w:eastAsia="华文宋体" w:hAnsi="华文宋体" w:hint="eastAsia"/>
+                <w:sz w:val="15"/>
+                <w:szCs w:val="15"/>
+              </w:rPr>
+              <w:t>随机森林置换重要性均值</w:t>
+            </w:r>
+          </w:p>
+        </w:tc>
+      </w:tr>
+      <w:tr>
+        <w:trPr>
+          <w:trHeight w:val="415"/>
+        </w:trPr>
+        <w:tc>
+          <w:tcPr>
+            <w:tcW w:w="2276" w:type="dxa"/>
+            <w:tcBorders>
+              <w:top w:val="single" w:sz="4" w:space="0" w:color="auto"/>
+            </w:tcBorders>
+            <w:vAlign w:val="center"/>
+          </w:tcPr>
+          <w:p>
+            <w:pPr>
+              <w:spacing w:line="400" w:lineRule="exact"/>
+              <w:jc w:val="center"/>
+              <w:rPr>
+                <w:rFonts w:ascii="华文宋体" w:eastAsia="华文宋体" w:hAnsi="华文宋体"/>
+              </w:rPr>
+            </w:pPr>
+            <w:r>
+              <w:rPr>
+                <w:rFonts w:ascii="华文宋体" w:eastAsia="华文宋体" w:hAnsi="华文宋体" w:hint="eastAsia"/>
+              </w:rPr>
+              <w:t>BMI</w:t>
+            </w:r>
+          </w:p>
+        </w:tc>
+        <w:tc>
+          <w:tcPr>
+            <w:tcW w:w="1850" w:type="dxa"/>
+            <w:tcBorders>
+              <w:top w:val="single" w:sz="4" w:space="0" w:color="auto"/>
+            </w:tcBorders>
+          </w:tcPr>
+          <w:p>
+            <w:pPr>
+              <w:spacing w:line="400" w:lineRule="exact"/>
+              <w:jc w:val="center"/>
+              <w:rPr>
+                <w:rFonts w:ascii="华文宋体" w:eastAsia="华文宋体" w:hAnsi="华文宋体" w:hint="eastAsia"/>
+              </w:rPr>
+            </w:pPr>
+            <w:r>
+              <w:rPr>
+                <w:rFonts w:ascii="华文宋体" w:eastAsia="华文宋体" w:hAnsi="华文宋体" w:hint="eastAsia"/>
+              </w:rPr>
+              <w:t>9.8060</w:t>
+            </w:r>
+          </w:p>
+        </w:tc>
+        <w:tc>
+          <w:tcPr>
+            <w:tcW w:w="2047" w:type="dxa"/>
+            <w:tcBorders>
+              <w:top w:val="single" w:sz="4" w:space="0" w:color="auto"/>
+            </w:tcBorders>
+            <w:vAlign w:val="center"/>
+          </w:tcPr>
+          <w:p>
+            <w:pPr>
+              <w:spacing w:line="400" w:lineRule="exact"/>
+              <w:jc w:val="center"/>
+              <w:rPr>
+                <w:rFonts w:ascii="华文宋体" w:eastAsia="华文宋体" w:hAnsi="华文宋体"/>
+              </w:rPr>
+            </w:pPr>
+            <w:r>
+              <w:rPr>
+                <w:rFonts w:ascii="华文宋体" w:eastAsia="华文宋体" w:hAnsi="华文宋体" w:hint="eastAsia"/>
+              </w:rPr>
+              <w:t>0.0</w:t>
+            </w:r>
+          </w:p>
+        </w:tc>
+        <w:tc>
+          <w:tcPr>
+            <w:tcW w:w="2133" w:type="dxa"/>
+            <w:tcBorders>
+              <w:top w:val="single" w:sz="4" w:space="0" w:color="auto"/>
+            </w:tcBorders>
+          </w:tcPr>
+          <w:p>
+            <w:pPr>
+              <w:spacing w:line="400" w:lineRule="exact"/>
+              <w:jc w:val="center"/>
+              <w:rPr>
+                <w:rFonts w:ascii="华文宋体" w:eastAsia="华文宋体" w:hAnsi="华文宋体"/>
+              </w:rPr>
+            </w:pPr>
+            <w:r>
+              <w:rPr>
+                <w:rFonts w:ascii="华文宋体" w:eastAsia="华文宋体" w:hAnsi="华文宋体" w:hint="eastAsia"/>
+              </w:rPr>
+              <w:t>0.223657</w:t>
+            </w:r>
+          </w:p>
+        </w:tc>
+      </w:tr>
+      <w:tr>
+        <w:trPr>
+          <w:trHeight w:val="415"/>
+        </w:trPr>
+        <w:tc>
+          <w:tcPr>
+            <w:tcW w:w="2276" w:type="dxa"/>
+            <w:vAlign w:val="center"/>
+          </w:tcPr>
+          <w:p>
+            <w:pPr>
+              <w:spacing w:line="400" w:lineRule="exact"/>
+              <w:jc w:val="center"/>
+              <w:rPr>
+                <w:rFonts w:ascii="华文宋体" w:eastAsia="华文宋体" w:hAnsi="华文宋体"/>
+              </w:rPr>
+            </w:pPr>
+            <w:r>
+              <w:rPr>
+                <w:rFonts w:ascii="华文宋体" w:eastAsia="华文宋体" w:hAnsi="华文宋体" w:hint="eastAsia"/>
+              </w:rPr>
+              <w:t>TC</w:t>
+            </w:r>
+          </w:p>
+        </w:tc>
+        <w:tc>
+          <w:tcPr>
+            <w:tcW w:w="1850" w:type="dxa"/>
+          </w:tcPr>
+          <w:p>
+            <w:pPr>
+              <w:spacing w:line="400" w:lineRule="exact"/>
+              <w:jc w:val="center"/>
+              <w:rPr>
+                <w:rFonts w:ascii="华文宋体" w:eastAsia="华文宋体" w:hAnsi="华文宋体" w:hint="eastAsia"/>
+              </w:rPr>
+            </w:pPr>
+            <w:r>
+              <w:rPr>
+                <w:rFonts w:ascii="华文宋体" w:eastAsia="华文宋体" w:hAnsi="华文宋体" w:hint="eastAsia"/>
+              </w:rPr>
+              <w:t>8.26811</w:t>
+            </w:r>
+          </w:p>
+        </w:tc>
+        <w:tc>
+          <w:tcPr>
+            <w:tcW w:w="2047" w:type="dxa"/>
+          </w:tcPr>
+          <w:p>
+            <w:pPr>
+              <w:spacing w:line="400" w:lineRule="exact"/>
+              <w:jc w:val="center"/>
+              <w:rPr>
+                <w:rFonts w:ascii="华文宋体" w:eastAsia="华文宋体" w:hAnsi="华文宋体"/>
+              </w:rPr>
+            </w:pPr>
+            <w:r>
+              <w:rPr>
+                <w:rFonts w:ascii="华文宋体" w:eastAsia="华文宋体" w:hAnsi="华文宋体" w:hint="eastAsia"/>
+              </w:rPr>
+              <w:t>0.0</w:t>
+            </w:r>
+          </w:p>
+        </w:tc>
+        <w:tc>
+          <w:tcPr>
+            <w:tcW w:w="2133" w:type="dxa"/>
+          </w:tcPr>
+          <w:p>
+            <w:pPr>
+              <w:widowControl/>
+              <w:jc w:val="center"/>
+              <w:rPr>
+                <w:rFonts w:ascii="华文宋体" w:eastAsia="华文宋体" w:hAnsi="华文宋体" w:hint="eastAsia"/>
+                <w:color w:val="000000"/>
+                <w:szCs w:val="22"/>
+              </w:rPr>
+            </w:pPr>
+            <w:r>
+              <w:rPr>
+                <w:rFonts w:ascii="华文宋体" w:eastAsia="华文宋体" w:hAnsi="华文宋体" w:hint="eastAsia"/>
+                <w:color w:val="000000"/>
+                <w:szCs w:val="22"/>
+              </w:rPr>
+              <w:t>0.150179</w:t>
+            </w:r>
+          </w:p>
+        </w:tc>
+      </w:tr>
+      <w:tr>
+        <w:trPr>
+          <w:trHeight w:val="415"/>
+        </w:trPr>
+        <w:tc>
+          <w:tcPr>
+            <w:tcW w:w="2276" w:type="dxa"/>
+            <w:vAlign w:val="center"/>
+          </w:tcPr>
+          <w:p>
+            <w:pPr>
+              <w:spacing w:line="400" w:lineRule="exact"/>
+              <w:jc w:val="center"/>
+              <w:rPr>
+                <w:rFonts w:ascii="华文宋体" w:eastAsia="华文宋体" w:hAnsi="华文宋体" w:hint="eastAsia"/>
+              </w:rPr>
+            </w:pPr>
+            <w:r>
+              <w:rPr>
+                <w:rFonts w:ascii="华文宋体" w:eastAsia="华文宋体" w:hAnsi="华文宋体" w:hint="eastAsia"/>
+              </w:rPr>
+              <w:t>TG</w:t>
+            </w:r>
+          </w:p>
+        </w:tc>
+        <w:tc>
+          <w:tcPr>
+            <w:tcW w:w="1850" w:type="dxa"/>
+            <w:vAlign w:val="center"/>
+          </w:tcPr>
+          <w:p>
+            <w:pPr>
+              <w:spacing w:line="400" w:lineRule="exact"/>
+              <w:jc w:val="center"/>
+              <w:rPr>
+                <w:rFonts w:ascii="华文宋体" w:eastAsia="华文宋体" w:hAnsi="华文宋体" w:hint="eastAsia"/>
+              </w:rPr>
+            </w:pPr>
+            <w:r>
+              <w:rPr>
+                <w:rFonts w:ascii="华文宋体" w:eastAsia="华文宋体" w:hAnsi="华文宋体" w:hint="eastAsia"/>
+              </w:rPr>
+              <w:t>1.93957</w:t>
+            </w:r>
+          </w:p>
+        </w:tc>
+        <w:tc>
+          <w:tcPr>
+            <w:tcW w:w="2047" w:type="dxa"/>
+            <w:vAlign w:val="center"/>
+          </w:tcPr>
+          <w:p>
+            <w:pPr>
+              <w:spacing w:line="400" w:lineRule="exact"/>
+              <w:jc w:val="center"/>
+              <w:rPr>
+                <w:rFonts w:ascii="华文宋体" w:eastAsia="华文宋体" w:hAnsi="华文宋体" w:hint="eastAsia"/>
+              </w:rPr>
+            </w:pPr>
+            <w:r>
+              <w:rPr>
+                <w:rFonts w:ascii="华文宋体" w:eastAsia="华文宋体" w:hAnsi="华文宋体" w:hint="eastAsia"/>
+              </w:rPr>
+              <w:t>0.0</w:t>
+            </w:r>
+          </w:p>
+        </w:tc>
+        <w:tc>
+          <w:tcPr>
+            <w:tcW w:w="2133" w:type="dxa"/>
+            <w:vAlign w:val="center"/>
+          </w:tcPr>
+          <w:p>
+            <w:pPr>
+              <w:widowControl/>
+              <w:jc w:val="center"/>
+              <w:rPr>
+                <w:rFonts w:ascii="华文宋体" w:eastAsia="华文宋体" w:hAnsi="华文宋体" w:hint="eastAsia"/>
+                <w:color w:val="000000"/>
+                <w:szCs w:val="22"/>
+              </w:rPr>
+            </w:pPr>
+            <w:r>
+              <w:rPr>
+                <w:rFonts w:ascii="华文宋体" w:eastAsia="华文宋体" w:hAnsi="华文宋体" w:hint="eastAsia"/>
+                <w:color w:val="000000"/>
+                <w:szCs w:val="22"/>
+              </w:rPr>
+              <w:t>0.168606</w:t>
+            </w:r>
+          </w:p>
+        </w:tc>
+      </w:tr>
+      <w:tr>
+        <w:trPr>
+          <w:trHeight w:val="415"/>
+        </w:trPr>
+        <w:tc>
+          <w:tcPr>
+            <w:tcW w:w="2276" w:type="dxa"/>
+            <w:vAlign w:val="center"/>
+          </w:tcPr>
+          <w:p>
+            <w:pPr>
+              <w:spacing w:line="400" w:lineRule="exact"/>
+              <w:jc w:val="center"/>
+              <w:rPr>
+                <w:rFonts w:ascii="华文宋体" w:eastAsia="华文宋体" w:hAnsi="华文宋体"/>
+              </w:rPr>
+            </w:pPr>
+            <w:r>
+              <w:rPr>
+                <w:rFonts w:ascii="华文宋体" w:eastAsia="华文宋体" w:hAnsi="华文宋体" w:hint="eastAsia"/>
+              </w:rPr>
+              <w:t>空腹血糖</w:t>
+            </w:r>
+          </w:p>
+        </w:tc>
+        <w:tc>
+          <w:tcPr>
+            <w:tcW w:w="1850" w:type="dxa"/>
+          </w:tcPr>
+          <w:p>
+            <w:pPr>
+              <w:spacing w:line="400" w:lineRule="exact"/>
+              <w:jc w:val="center"/>
+              <w:rPr>
+                <w:rFonts w:ascii="华文宋体" w:eastAsia="华文宋体" w:hAnsi="华文宋体" w:hint="eastAsia"/>
+              </w:rPr>
+            </w:pPr>
+            <w:r>
+              <w:rPr>
+                <w:rFonts w:ascii="华文宋体" w:eastAsia="华文宋体" w:hAnsi="华文宋体" w:hint="eastAsia"/>
+              </w:rPr>
+              <w:t>7.92043</w:t>
+            </w:r>
+          </w:p>
+        </w:tc>
+        <w:tc>
+          <w:tcPr>
+            <w:tcW w:w="2047" w:type="dxa"/>
+          </w:tcPr>
+          <w:p>
+            <w:pPr>
+              <w:spacing w:line="400" w:lineRule="exact"/>
+              <w:jc w:val="center"/>
+              <w:rPr>
+                <w:rFonts w:ascii="华文宋体" w:eastAsia="华文宋体" w:hAnsi="华文宋体"/>
+              </w:rPr>
+            </w:pPr>
+            <w:r>
+              <w:rPr>
+                <w:rFonts w:ascii="华文宋体" w:eastAsia="华文宋体" w:hAnsi="华文宋体" w:hint="eastAsia"/>
+              </w:rPr>
+              <w:t>0.0</w:t>
+            </w:r>
+          </w:p>
+        </w:tc>
+        <w:tc>
+          <w:tcPr>
+            <w:tcW w:w="2133" w:type="dxa"/>
+          </w:tcPr>
+          <w:p>
+            <w:pPr>
+              <w:spacing w:line="400" w:lineRule="exact"/>
+              <w:jc w:val="center"/>
+              <w:rPr>
+                <w:rFonts w:ascii="华文宋体" w:eastAsia="华文宋体" w:hAnsi="华文宋体"/>
+              </w:rPr>
+            </w:pPr>
+            <w:r>
+              <w:rPr>
+                <w:rFonts w:ascii="华文宋体" w:eastAsia="华文宋体" w:hAnsi="华文宋体" w:hint="eastAsia"/>
+              </w:rPr>
+              <w:t>0.167510</w:t>
+            </w:r>
+          </w:p>
+        </w:tc>
+      </w:tr>
+      <w:tr>
+        <w:trPr>
+          <w:trHeight w:val="423"/>
+        </w:trPr>
+        <w:tc>
+          <w:tcPr>
+            <w:tcW w:w="2276" w:type="dxa"/>
+            <w:vAlign w:val="center"/>
+          </w:tcPr>
+          <w:p>
+            <w:pPr>
+              <w:spacing w:line="400" w:lineRule="exact"/>
+              <w:jc w:val="center"/>
+              <w:rPr>
+                <w:rFonts w:ascii="华文宋体" w:eastAsia="华文宋体" w:hAnsi="华文宋体"/>
+              </w:rPr>
+            </w:pPr>
+            <w:r>
+              <w:rPr>
+                <w:rFonts w:ascii="华文宋体" w:eastAsia="华文宋体" w:hAnsi="华文宋体" w:hint="eastAsia"/>
+              </w:rPr>
+              <w:t>血尿酸</w:t>
+            </w:r>
+          </w:p>
+        </w:tc>
+        <w:tc>
+          <w:tcPr>
+            <w:tcW w:w="1850" w:type="dxa"/>
+          </w:tcPr>
+          <w:p>
+            <w:pPr>
+              <w:spacing w:line="400" w:lineRule="exact"/>
+              <w:jc w:val="center"/>
+              <w:rPr>
+                <w:rFonts w:ascii="华文宋体" w:eastAsia="华文宋体" w:hAnsi="华文宋体" w:hint="eastAsia"/>
+              </w:rPr>
+            </w:pPr>
+            <w:r>
+              <w:rPr>
+                <w:rFonts w:ascii="华文宋体" w:eastAsia="华文宋体" w:hAnsi="华文宋体" w:hint="eastAsia"/>
+              </w:rPr>
+              <w:t>5.42336</w:t>
+            </w:r>
+          </w:p>
+        </w:tc>
+        <w:tc>
+          <w:tcPr>
+            <w:tcW w:w="2047" w:type="dxa"/>
+          </w:tcPr>
+          <w:p>
+            <w:pPr>
+              <w:spacing w:line="400" w:lineRule="exact"/>
+              <w:jc w:val="center"/>
+              <w:rPr>
+                <w:rFonts w:ascii="华文宋体" w:eastAsia="华文宋体" w:hAnsi="华文宋体"/>
+              </w:rPr>
+            </w:pPr>
+            <w:r>
+              <w:rPr>
+                <w:rFonts w:ascii="华文宋体" w:eastAsia="华文宋体" w:hAnsi="华文宋体" w:hint="eastAsia"/>
+              </w:rPr>
+              <w:t>0.0</w:t>
+            </w:r>
+          </w:p>
+        </w:tc>
+        <w:tc>
+          <w:tcPr>
+            <w:tcW w:w="2133" w:type="dxa"/>
+          </w:tcPr>
+          <w:p>
+            <w:pPr>
+              <w:spacing w:line="400" w:lineRule="exact"/>
+              <w:jc w:val="center"/>
+              <w:rPr>
+                <w:rFonts w:ascii="华文宋体" w:eastAsia="华文宋体" w:hAnsi="华文宋体"/>
+              </w:rPr>
+            </w:pPr>
+            <w:r>
+              <w:rPr>
+                <w:rFonts w:ascii="华文宋体" w:eastAsia="华文宋体" w:hAnsi="华文宋体" w:hint="eastAsia"/>
+              </w:rPr>
+              <w:t>0.214227</w:t>
+            </w:r>
+          </w:p>
+        </w:tc>
+      </w:tr>
+      <w:tr>
+        <w:trPr>
+          <w:trHeight w:val="415"/>
+        </w:trPr>
+        <w:tc>
+          <w:tcPr>
+            <w:tcW w:w="2276" w:type="dxa"/>
+            <w:vAlign w:val="center"/>
+          </w:tcPr>
+          <w:p>
+            <w:pPr>
+              <w:spacing w:line="400" w:lineRule="exact"/>
+              <w:jc w:val="center"/>
+              <w:rPr>
+                <w:rFonts w:ascii="华文宋体" w:eastAsia="华文宋体" w:hAnsi="华文宋体" w:hint="eastAsia"/>
+              </w:rPr>
+            </w:pPr>
+            <w:r>
+              <w:rPr>
+                <w:rFonts w:ascii="华文宋体" w:eastAsia="华文宋体" w:hAnsi="华文宋体" w:hint="eastAsia"/>
+              </w:rPr>
+              <w:t>HDL-C</w:t>
+            </w:r>
+          </w:p>
+        </w:tc>
+        <w:tc>
+          <w:tcPr>
+            <w:tcW w:w="1850" w:type="dxa"/>
+          </w:tcPr>
+          <w:p>
+            <w:pPr>
+              <w:spacing w:line="400" w:lineRule="exact"/>
+              <w:jc w:val="center"/>
+              <w:rPr>
+                <w:rFonts w:ascii="华文宋体" w:eastAsia="华文宋体" w:hAnsi="华文宋体" w:hint="eastAsia"/>
+              </w:rPr>
+            </w:pPr>
+            <w:r>
+              <w:rPr>
+                <w:rFonts w:ascii="华文宋体" w:eastAsia="华文宋体" w:hAnsi="华文宋体" w:hint="eastAsia"/>
+              </w:rPr>
+              <w:t>5.24960</w:t>
+            </w:r>
+          </w:p>
+        </w:tc>
+        <w:tc>
+          <w:tcPr>
+            <w:tcW w:w="2047" w:type="dxa"/>
+          </w:tcPr>
+          <w:p>
+            <w:pPr>
+              <w:spacing w:line="400" w:lineRule="exact"/>
+              <w:jc w:val="center"/>
+              <w:rPr>
+                <w:rFonts w:ascii="华文宋体" w:eastAsia="华文宋体" w:hAnsi="华文宋体"/>
+              </w:rPr>
+            </w:pPr>
+            <w:r>
+              <w:rPr>
+                <w:rFonts w:ascii="华文宋体" w:eastAsia="华文宋体" w:hAnsi="华文宋体" w:hint="eastAsia"/>
+              </w:rPr>
+              <w:t>0.0</w:t>
+            </w:r>
+          </w:p>
+        </w:tc>
+        <w:tc>
+          <w:tcPr>
+            <w:tcW w:w="2133" w:type="dxa"/>
+          </w:tcPr>
+          <w:p>
+            <w:pPr>
+              <w:spacing w:line="400" w:lineRule="exact"/>
+              <w:jc w:val="center"/>
+              <w:rPr>
+                <w:rFonts w:ascii="华文宋体" w:eastAsia="华文宋体" w:hAnsi="华文宋体" w:hint="eastAsia"/>
+              </w:rPr>
+            </w:pPr>
+            <w:r>
+              <w:rPr>
+                <w:rFonts w:ascii="华文宋体" w:eastAsia="华文宋体" w:hAnsi="华文宋体" w:hint="eastAsia"/>
+              </w:rPr>
+              <w:t>0.1594503</w:t>
+            </w:r>
+          </w:p>
+        </w:tc>
+      </w:tr>
+      <w:tr>
+        <w:trPr>
+          <w:trHeight w:val="415"/>
+        </w:trPr>
+        <w:tc>
+          <w:tcPr>
+            <w:tcW w:w="2276" w:type="dxa"/>
+            <w:vAlign w:val="center"/>
+          </w:tcPr>
+          <w:p>
+            <w:pPr>
+              <w:spacing w:line="400" w:lineRule="exact"/>
+              <w:jc w:val="center"/>
+              <w:rPr>
+                <w:rFonts w:ascii="华文宋体" w:eastAsia="华文宋体" w:hAnsi="华文宋体" w:hint="eastAsia"/>
+              </w:rPr>
+            </w:pPr>
+            <w:r>
+              <w:rPr>
+                <w:rFonts w:ascii="华文宋体" w:eastAsia="华文宋体" w:hAnsi="华文宋体" w:hint="eastAsia"/>
+              </w:rPr>
+              <w:t>LDL-C</w:t>
+            </w:r>
+          </w:p>
+        </w:tc>
+        <w:tc>
+          <w:tcPr>
+            <w:tcW w:w="1850" w:type="dxa"/>
+          </w:tcPr>
+          <w:p>
+            <w:pPr>
+              <w:spacing w:line="400" w:lineRule="exact"/>
+              <w:jc w:val="center"/>
+              <w:rPr>
+                <w:rFonts w:ascii="华文宋体" w:eastAsia="华文宋体" w:hAnsi="华文宋体" w:hint="eastAsia"/>
+              </w:rPr>
+            </w:pPr>
+            <w:r>
+              <w:rPr>
+                <w:rFonts w:ascii="华文宋体" w:eastAsia="华文宋体" w:hAnsi="华文宋体" w:hint="eastAsia"/>
+              </w:rPr>
+              <w:t>1.86319</w:t>
+            </w:r>
+          </w:p>
+        </w:tc>
+        <w:tc>
+          <w:tcPr>
+            <w:tcW w:w="2047" w:type="dxa"/>
+          </w:tcPr>
+          <w:p>
+            <w:pPr>
+              <w:spacing w:line="400" w:lineRule="exact"/>
+              <w:jc w:val="center"/>
+              <w:rPr>
+                <w:rFonts w:ascii="华文宋体" w:eastAsia="华文宋体" w:hAnsi="华文宋体" w:hint="eastAsia"/>
+              </w:rPr>
+            </w:pPr>
+            <w:r>
+              <w:rPr>
+                <w:rFonts w:ascii="华文宋体" w:eastAsia="华文宋体" w:hAnsi="华文宋体" w:hint="eastAsia"/>
+              </w:rPr>
+              <w:t>0.0</w:t>
+            </w:r>
+          </w:p>
+        </w:tc>
+        <w:tc>
+          <w:tcPr>
+            <w:tcW w:w="2133" w:type="dxa"/>
+          </w:tcPr>
+          <w:p>
+            <w:pPr>
+              <w:spacing w:line="400" w:lineRule="exact"/>
+              <w:jc w:val="center"/>
+              <w:rPr>
+                <w:rFonts w:ascii="华文宋体" w:eastAsia="华文宋体" w:hAnsi="华文宋体" w:hint="eastAsia"/>
+              </w:rPr>
+            </w:pPr>
+            <w:r>
+              <w:rPr>
+                <w:rFonts w:ascii="华文宋体" w:eastAsia="华文宋体" w:hAnsi="华文宋体" w:hint="eastAsia"/>
+              </w:rPr>
+              <w:t>0.1629432</w:t>
+            </w:r>
+          </w:p>
+        </w:tc>
+      </w:tr>
+      <w:tr>
+        <w:trPr>
+          <w:trHeight w:val="415"/>
+        </w:trPr>
+        <w:tc>
+          <w:tcPr>
+            <w:tcW w:w="2276" w:type="dxa"/>
+            <w:tcBorders>
+              <w:bottom w:val="thickThinSmallGap" w:sz="24" w:space="0" w:color="auto"/>
+            </w:tcBorders>
+            <w:vAlign w:val="center"/>
+          </w:tcPr>
+          <w:p>
+            <w:pPr>
+              <w:spacing w:line="400" w:lineRule="exact"/>
+              <w:jc w:val="center"/>
+              <w:rPr>
+                <w:rFonts w:ascii="华文宋体" w:eastAsia="华文宋体" w:hAnsi="华文宋体" w:hint="eastAsia"/>
+              </w:rPr>
+            </w:pPr>
+            <w:r>
+              <w:rPr>
+                <w:rFonts w:ascii="华文宋体" w:eastAsia="华文宋体" w:hAnsi="华文宋体" w:hint="eastAsia"/>
+              </w:rPr>
+              <w:t>活动量表</w:t>
+            </w:r>
+          </w:p>
+        </w:tc>
+        <w:tc>
+          <w:tcPr>
+            <w:tcW w:w="1850" w:type="dxa"/>
+            <w:tcBorders>
+              <w:bottom w:val="thickThinSmallGap" w:sz="24" w:space="0" w:color="auto"/>
+            </w:tcBorders>
+          </w:tcPr>
+          <w:p>
+            <w:pPr>
+              <w:spacing w:line="400" w:lineRule="exact"/>
+              <w:jc w:val="center"/>
+              <w:rPr>
+                <w:rFonts w:ascii="华文宋体" w:eastAsia="华文宋体" w:hAnsi="华文宋体" w:hint="eastAsia"/>
+              </w:rPr>
+            </w:pPr>
+            <w:r>
+              <w:rPr>
+                <w:rFonts w:ascii="华文宋体" w:eastAsia="华文宋体" w:hAnsi="华文宋体" w:hint="eastAsia"/>
+              </w:rPr>
+              <w:t>0.66001</w:t>
+            </w:r>
+          </w:p>
+        </w:tc>
+        <w:tc>
+          <w:tcPr>
+            <w:tcW w:w="2047" w:type="dxa"/>
+            <w:tcBorders>
+              <w:bottom w:val="thickThinSmallGap" w:sz="24" w:space="0" w:color="auto"/>
+            </w:tcBorders>
+          </w:tcPr>
+          <w:p>
+            <w:pPr>
+              <w:spacing w:line="400" w:lineRule="exact"/>
+              <w:jc w:val="center"/>
+              <w:rPr>
+                <w:rFonts w:ascii="华文宋体" w:eastAsia="华文宋体" w:hAnsi="华文宋体" w:hint="eastAsia"/>
+              </w:rPr>
+            </w:pPr>
+            <w:r>
+              <w:rPr>
+                <w:rFonts w:ascii="华文宋体" w:eastAsia="华文宋体" w:hAnsi="华文宋体" w:hint="eastAsia"/>
+              </w:rPr>
+              <w:t>0.0</w:t>
+            </w:r>
+          </w:p>
+        </w:tc>
+        <w:tc>
+          <w:tcPr>
+            <w:tcW w:w="2133" w:type="dxa"/>
+            <w:tcBorders>
+              <w:bottom w:val="thickThinSmallGap" w:sz="24" w:space="0" w:color="auto"/>
+            </w:tcBorders>
+          </w:tcPr>
+          <w:p>
+            <w:pPr>
+              <w:spacing w:line="400" w:lineRule="exact"/>
+              <w:jc w:val="center"/>
+              <w:rPr>
+                <w:rFonts w:ascii="华文宋体" w:eastAsia="华文宋体" w:hAnsi="华文宋体" w:hint="eastAsia"/>
+              </w:rPr>
+            </w:pPr>
+            <w:r>
+              <w:rPr>
+                <w:rFonts w:ascii="华文宋体" w:eastAsia="华文宋体" w:hAnsi="华文宋体" w:hint="eastAsia"/>
+              </w:rPr>
+              <w:t>0.1113212</w:t>
+            </w:r>
+          </w:p>
+        </w:tc>
+      </w:tr>
+    </w:tbl>
+    <w:p>
+      <w:pPr>
+        <w:spacing w:after="0" w:line="400" w:lineRule="exact"/>
+        <w:rPr>
+          <w:rFonts w:ascii="华文宋体" w:eastAsia="华文宋体" w:hAnsi="华文宋体" w:hint="eastAsia"/>
+        </w:rPr>
+      </w:pPr>
+      <w:r>
+        <w:rPr>
+          <w:rFonts w:ascii="华文宋体" w:eastAsia="华文宋体" w:hAnsi="华文宋体"/>
+        </w:rPr>
+        <w:lastRenderedPageBreak/>
+        <w:t>由图 1 和图 2 可见，痰湿分支中多数指标的单调关系都较弱，只有 BMI、血尿酸等指标表现出轻度趋势，而活动能力和部分 ADL/IADL 指标更多体现为后续干预设计的解释变量，而非强筛选变量。</w:t>
+      </w:r>
+    </w:p>
+    <w:p>
+      <w:pPr>
+        <w:spacing w:after="0" w:line="400" w:lineRule="exact"/>
+        <w:rPr>
+          <w:rFonts w:ascii="华文宋体" w:eastAsia="华文宋体" w:hAnsi="华文宋体"/>
+        </w:rPr>
+      </w:pPr>
+    </w:p>
+    <w:p>
+      <w:pPr>
+        <w:spacing w:after="0" w:line="400" w:lineRule="exact"/>
+        <w:rPr>
+          <w:rFonts w:ascii="华文宋体" w:eastAsia="华文宋体" w:hAnsi="华文宋体"/>
+        </w:rPr>
+      </w:pPr>
+      <w:r>
+        <w:rPr>
+          <w:rFonts w:ascii="华文宋体" w:eastAsia="华文宋体" w:hAnsi="华文宋体"/>
+        </w:rPr>
+        <w:t>痰湿分支结果表明，各候选指标对痰湿积分的解释能力总体有限。Kruskal–Wallis 检验中，BMI、TC 和空腹血糖的组间差异相对更明显</w:t>
+      </w:r>
+      <w:r>
+        <w:rPr>
+          <w:rFonts w:ascii="华文宋体" w:eastAsia="华文宋体" w:hAnsi="华文宋体" w:hint="eastAsia"/>
+        </w:rPr>
+        <w:t>，</w:t>
+      </w:r>
+      <w:r>
+        <w:rPr>
+          <w:rFonts w:ascii="华文宋体" w:eastAsia="华文宋体" w:hAnsi="华文宋体"/>
+        </w:rPr>
+        <w:t>而 Elastic Net 回归将全部变量系数压缩为 0，说明这些指标难以形成稳定的线性稀疏解释结构。相比之下，随机森林置换重要性显示 BMI（0.223657）和血尿酸（0.214227）贡献较高，提示痰湿积分与相关代谢指标之间可能存在一定非线性联系。</w:t>
+      </w:r>
+    </w:p>
+    <w:p>
+      <w:pPr>
+        <w:spacing w:after="0" w:line="400" w:lineRule="exact"/>
+        <w:rPr>
+          <w:rFonts w:ascii="华文宋体" w:eastAsia="华文宋体" w:hAnsi="华文宋体" w:hint="eastAsia"/>
+        </w:rPr>
+      </w:pPr>
+    </w:p>
+    <w:p>
+      <w:pPr>
+        <w:spacing w:after="0" w:line="400" w:lineRule="exact"/>
+        <w:rPr>
+          <w:rFonts w:ascii="华文宋体" w:eastAsia="华文宋体" w:hAnsi="华文宋体" w:hint="eastAsia"/>
+          <w:b/>
+          <w:bCs/>
+        </w:rPr>
+      </w:pPr>
+      <w:r>
+        <w:rPr>
+          <w:rFonts w:ascii="华文宋体" w:eastAsia="华文宋体" w:hAnsi="华文宋体"/>
+          <w:b/>
+          <w:bCs/>
+        </w:rPr>
+        <w:t>3.3.</w:t>
+      </w:r>
+      <w:r>
+        <w:rPr>
+          <w:rFonts w:ascii="华文宋体" w:eastAsia="华文宋体" w:hAnsi="华文宋体" w:hint="eastAsia"/>
+          <w:b/>
+          <w:bCs/>
+        </w:rPr>
+        <w:t>3</w:t>
+      </w:r>
+      <w:r>
+        <w:rPr>
+          <w:rFonts w:ascii="华文宋体" w:eastAsia="华文宋体" w:hAnsi="华文宋体"/>
+          <w:b/>
+          <w:bCs/>
+        </w:rPr>
+        <w:t xml:space="preserve"> 高血脂分支：高血脂风险预警</w:t>
+      </w:r>
+    </w:p>
+    <w:p>
+      <w:pPr>
+        <w:spacing w:after="0" w:line="400" w:lineRule="exact"/>
+        <w:rPr>
+          <w:rFonts w:ascii="华文宋体" w:eastAsia="华文宋体" w:hAnsi="华文宋体" w:hint="eastAsia"/>
+        </w:rPr>
+      </w:pPr>
+      <w:r>
+        <w:rPr>
+          <w:rFonts w:ascii="华文宋体" w:eastAsia="华文宋体" w:hAnsi="华文宋体"/>
+        </w:rPr>
+        <w:t xml:space="preserve">高血脂分支的目标变量是二元标签 </w:t>
       </w:r>
       <m:oMath>
         <m:sSub>
@@ -1543,21 +2711,7 @@
         <w:rPr>
           <w:rFonts w:ascii="华文宋体" w:eastAsia="华文宋体" w:hAnsi="华文宋体"/>
         </w:rPr>
-        <w:t>。因此，本文采用“单变量区分力 + 多变量稀疏分类 + 非线性重要性”三步法筛选风险指标。</w:t>
-      </w:r>
-    </w:p>
-    <w:p>
-      <w:pPr>
-        <w:spacing w:after="0" w:line="400" w:lineRule="exact"/>
-        <w:rPr>
-          <w:rFonts w:ascii="华文宋体" w:eastAsia="华文宋体" w:hAnsi="华文宋体"/>
-        </w:rPr>
-      </w:pPr>
-      <w:r>
-        <w:rPr>
-          <w:rFonts w:ascii="华文宋体" w:eastAsia="华文宋体" w:hAnsi="华文宋体"/>
-        </w:rPr>
-        <w:t xml:space="preserve">首先，对每个候选指标 </w:t>
+        <w:t xml:space="preserve">。因此，本文首先对每个候选指标 </w:t>
       </w:r>
       <m:oMath>
         <m:sSub>
@@ -1687,7 +2841,7 @@
       <w:pPr>
         <w:spacing w:after="0" w:line="400" w:lineRule="exact"/>
         <w:rPr>
-          <w:rFonts w:ascii="华文宋体" w:eastAsia="华文宋体" w:hAnsi="华文宋体"/>
+          <w:rFonts w:ascii="华文宋体" w:eastAsia="华文宋体" w:hAnsi="华文宋体" w:hint="eastAsia"/>
         </w:rPr>
       </w:pPr>
       <w:r>
@@ -1699,9 +2853,9 @@
     </w:p>
     <w:p>
       <w:pPr>
-        <w:spacing w:after="0" w:line="400" w:lineRule="exact"/>
-        <w:rPr>
-          <w:rFonts w:ascii="华文宋体" w:eastAsia="华文宋体" w:hAnsi="华文宋体"/>
+        <w:spacing w:after="0" w:line="240" w:lineRule="auto"/>
+        <w:rPr>
+          <w:rFonts w:ascii="华文宋体" w:eastAsia="华文宋体" w:hAnsi="华文宋体" w:hint="eastAsia"/>
         </w:rPr>
       </w:pPr>
       <m:oMathPara>
@@ -1925,6 +3079,9 @@
             <m:t>.</m:t>
           </m:r>
           <m:r>
+            <m:rPr>
+              <m:sty m:val="p"/>
+            </m:rPr>
             <w:rPr>
               <w:rFonts w:ascii="华文宋体" w:eastAsia="华文宋体" w:hAnsi="华文宋体"/>
             </w:rPr>
@@ -1932,25 +3089,16 @@
           </m:r>
         </m:oMath>
       </m:oMathPara>
-    </w:p>
-    <w:p>
-      <w:pPr>
-        <w:spacing w:after="0" w:line="400" w:lineRule="exact"/>
-        <w:rPr>
-          <w:rFonts w:ascii="华文宋体" w:eastAsia="华文宋体" w:hAnsi="华文宋体"/>
-        </w:rPr>
-      </w:pPr>
-      <w:r>
-        <w:rPr>
-          <w:rFonts w:ascii="华文宋体" w:eastAsia="华文宋体" w:hAnsi="华文宋体"/>
-        </w:rPr>
-        <w:lastRenderedPageBreak/>
+      <w:r>
+        <w:rPr>
+          <w:rFonts w:ascii="华文宋体" w:eastAsia="华文宋体" w:hAnsi="华文宋体"/>
+        </w:rPr>
         <w:t>在带惩罚项的情形下，其优化目标可写为</w:t>
       </w:r>
     </w:p>
     <w:p>
       <w:pPr>
-        <w:spacing w:after="0" w:line="400" w:lineRule="exact"/>
+        <w:spacing w:after="0" w:line="240" w:lineRule="auto"/>
         <w:rPr>
           <w:rFonts w:ascii="华文宋体" w:eastAsia="华文宋体" w:hAnsi="华文宋体"/>
         </w:rPr>
@@ -2309,20 +3457,11 @@
           <m:r>
             <w:rPr>
               <w:rFonts w:ascii="华文宋体" w:eastAsia="华文宋体" w:hAnsi="华文宋体"/>
-              <w:i/>
             </w:rPr>
             <w:br/>
           </m:r>
         </m:oMath>
       </m:oMathPara>
-    </w:p>
-    <w:p>
-      <w:pPr>
-        <w:spacing w:after="0" w:line="400" w:lineRule="exact"/>
-        <w:rPr>
-          <w:rFonts w:ascii="华文宋体" w:eastAsia="华文宋体" w:hAnsi="华文宋体"/>
-        </w:rPr>
-      </w:pPr>
       <w:r>
         <w:rPr>
           <w:rFonts w:ascii="华文宋体" w:eastAsia="华文宋体" w:hAnsi="华文宋体"/>
@@ -2443,61 +3582,28 @@
         <w:rPr>
           <w:rFonts w:ascii="华文宋体" w:eastAsia="华文宋体" w:hAnsi="华文宋体"/>
         </w:rPr>
-        <w:t xml:space="preserve">。选择惩罚 Logistic 的原因有二：一是它对二元标签具有直接概率解释；二是 </w:t>
-      </w:r>
-      <m:oMath>
-        <m:sSub>
-          <m:sSubPr>
-            <m:ctrlPr>
-              <w:rPr>
-                <w:rFonts w:ascii="Cambria Math" w:eastAsia="华文宋体" w:hAnsi="Cambria Math"/>
-              </w:rPr>
-            </m:ctrlPr>
-          </m:sSubPr>
-          <m:e>
-            <m:r>
-              <w:rPr>
-                <w:rFonts w:ascii="Cambria Math" w:eastAsia="华文宋体" w:hAnsi="Cambria Math"/>
-              </w:rPr>
-              <m:t>L</m:t>
-            </m:r>
-          </m:e>
-          <m:sub>
-            <m:r>
-              <w:rPr>
-                <w:rFonts w:ascii="Cambria Math" w:eastAsia="华文宋体" w:hAnsi="Cambria Math"/>
-              </w:rPr>
-              <m:t>1</m:t>
-            </m:r>
-          </m:sub>
-        </m:sSub>
-      </m:oMath>
-      <w:r>
-        <w:rPr>
-          <w:rFonts w:ascii="华文宋体" w:eastAsia="华文宋体" w:hAnsi="华文宋体"/>
-        </w:rPr>
-        <w:t>惩罚可以在血脂指标存在相关性的情况下压缩冗余变量，使得结果更适合形成“关键指标清单”。</w:t>
+        <w:t>。</w:t>
+      </w:r>
+    </w:p>
+    <w:p>
+      <w:pPr>
+        <w:spacing w:after="0" w:line="240" w:lineRule="auto"/>
+        <w:rPr>
+          <w:rFonts w:ascii="华文宋体" w:eastAsia="华文宋体" w:hAnsi="华文宋体" w:hint="eastAsia"/>
+        </w:rPr>
+      </w:pPr>
+      <w:r>
+        <w:rPr>
+          <w:rFonts w:ascii="华文宋体" w:eastAsia="华文宋体" w:hAnsi="华文宋体"/>
+        </w:rPr>
+        <w:t>对保留下来的变量，进一步计算优势比</w:t>
       </w:r>
     </w:p>
     <w:p>
       <w:pPr>
         <w:spacing w:after="0" w:line="400" w:lineRule="exact"/>
         <w:rPr>
-          <w:rFonts w:ascii="华文宋体" w:eastAsia="华文宋体" w:hAnsi="华文宋体"/>
-        </w:rPr>
-      </w:pPr>
-      <w:r>
-        <w:rPr>
-          <w:rFonts w:ascii="华文宋体" w:eastAsia="华文宋体" w:hAnsi="华文宋体"/>
-        </w:rPr>
-        <w:t>对保留下来的变量，进一步计算优势比</w:t>
-      </w:r>
-    </w:p>
-    <w:p>
-      <w:pPr>
-        <w:spacing w:after="0" w:line="400" w:lineRule="exact"/>
-        <w:rPr>
-          <w:rFonts w:ascii="华文宋体" w:eastAsia="华文宋体" w:hAnsi="华文宋体"/>
+          <w:rFonts w:ascii="华文宋体" w:eastAsia="华文宋体" w:hAnsi="华文宋体" w:hint="eastAsia"/>
         </w:rPr>
       </w:pPr>
       <m:oMathPara>
@@ -2588,20 +3694,11 @@
           <m:r>
             <w:rPr>
               <w:rFonts w:ascii="华文宋体" w:eastAsia="华文宋体" w:hAnsi="华文宋体"/>
-              <w:i/>
             </w:rPr>
             <w:br/>
           </m:r>
         </m:oMath>
       </m:oMathPara>
-    </w:p>
-    <w:p>
-      <w:pPr>
-        <w:spacing w:after="0" w:line="400" w:lineRule="exact"/>
-        <w:rPr>
-          <w:rFonts w:ascii="华文宋体" w:eastAsia="华文宋体" w:hAnsi="华文宋体"/>
-        </w:rPr>
-      </w:pPr>
       <w:r>
         <w:rPr>
           <w:rFonts w:ascii="华文宋体" w:eastAsia="华文宋体" w:hAnsi="华文宋体"/>
@@ -2703,14 +3800,14 @@
       <w:pPr>
         <w:spacing w:after="0" w:line="400" w:lineRule="exact"/>
         <w:rPr>
-          <w:rFonts w:ascii="华文宋体" w:eastAsia="华文宋体" w:hAnsi="华文宋体"/>
-        </w:rPr>
-      </w:pPr>
-      <w:r>
-        <w:rPr>
-          <w:rFonts w:ascii="华文宋体" w:eastAsia="华文宋体" w:hAnsi="华文宋体"/>
-        </w:rPr>
-        <w:t>最后，再以随机森林置换重要性对惩罚 Logistic 的结果进行非线性验证。如果某一指标在线性模型与树模型中都稳定靠前，则可认为其重要性更具稳健性。这样，高血脂分支中“单变量—多变量—非线性”三层筛选逻辑就建立起来了。</w:t>
+          <w:rFonts w:ascii="华文宋体" w:eastAsia="华文宋体" w:hAnsi="华文宋体" w:hint="eastAsia"/>
+        </w:rPr>
+      </w:pPr>
+      <w:r>
+        <w:rPr>
+          <w:rFonts w:ascii="华文宋体" w:eastAsia="华文宋体" w:hAnsi="华文宋体"/>
+        </w:rPr>
+        <w:t>最后，再以随机森林置换重要性对惩罚 Logistic 的结果进行非线性验证。如果某一指标在线性模型与树模型中都稳定靠前，则可认为其重要性更具稳健性。</w:t>
       </w:r>
     </w:p>
     <w:p>
@@ -2720,11 +3817,1142 @@
           <w:rFonts w:ascii="华文宋体" w:eastAsia="华文宋体" w:hAnsi="华文宋体"/>
         </w:rPr>
       </w:pPr>
-      <w:r>
-        <w:rPr>
-          <w:rFonts w:ascii="华文宋体" w:eastAsia="华文宋体" w:hAnsi="华文宋体"/>
-        </w:rPr>
-        <w:t xml:space="preserve">从单变量结果看，TG 的 AUC 达到 0.8482，TC 的 AUC 为 0.8103，明显高于其他候选指标；点二列相关中 TG 与 TC 也分别达到 0.4667 和 0.4388，说明这两项是最强的高血脂风险识别指标。多变量惩罚 Logistic 中，TG、TC、LDL-C、HDL-C 和血尿酸位于前列，其中 TG 的 </w:t>
+    </w:p>
+    <w:p>
+      <w:pPr>
+        <w:spacing w:after="0" w:line="400" w:lineRule="exact"/>
+        <w:rPr>
+          <w:rFonts w:ascii="华文宋体" w:eastAsia="华文宋体" w:hAnsi="华文宋体"/>
+        </w:rPr>
+      </w:pPr>
+    </w:p>
+    <w:p>
+      <w:pPr>
+        <w:spacing w:after="0" w:line="400" w:lineRule="exact"/>
+        <w:rPr>
+          <w:rFonts w:ascii="华文宋体" w:eastAsia="华文宋体" w:hAnsi="华文宋体"/>
+        </w:rPr>
+      </w:pPr>
+      <w:r>
+        <w:rPr>
+          <w:rFonts w:ascii="华文宋体" w:eastAsia="华文宋体" w:hAnsi="华文宋体" w:hint="eastAsia"/>
+          <w:noProof/>
+        </w:rPr>
+        <w:lastRenderedPageBreak/>
+        <w:drawing>
+          <wp:anchor distT="0" distB="0" distL="114300" distR="114300" simplePos="0" relativeHeight="251660288" behindDoc="0" locked="0" layoutInCell="1" allowOverlap="1" wp14:anchorId="39C68097" wp14:editId="3D4E89E8">
+            <wp:simplePos x="0" y="0"/>
+            <wp:positionH relativeFrom="margin">
+              <wp:align>right</wp:align>
+            </wp:positionH>
+            <wp:positionV relativeFrom="paragraph">
+              <wp:posOffset>358815</wp:posOffset>
+            </wp:positionV>
+            <wp:extent cx="5266055" cy="2843530"/>
+            <wp:effectExtent l="0" t="0" r="0" b="0"/>
+            <wp:wrapTopAndBottom/>
+            <wp:docPr id="1759712932" name="图片 3"/>
+            <wp:cNvGraphicFramePr>
+              <a:graphicFrameLocks xmlns:a="http://schemas.openxmlformats.org/drawingml/2006/main" noChangeAspect="1"/>
+            </wp:cNvGraphicFramePr>
+            <a:graphic xmlns:a="http://schemas.openxmlformats.org/drawingml/2006/main">
+              <a:graphicData uri="http://schemas.openxmlformats.org/drawingml/2006/picture">
+                <pic:pic xmlns:pic="http://schemas.openxmlformats.org/drawingml/2006/picture">
+                  <pic:nvPicPr>
+                    <pic:cNvPr id="0" name="Picture 13"/>
+                    <pic:cNvPicPr>
+                      <a:picLocks noChangeAspect="1" noChangeArrowheads="1"/>
+                    </pic:cNvPicPr>
+                  </pic:nvPicPr>
+                  <pic:blipFill>
+                    <a:blip r:embed="rId7" cstate="print">
+                      <a:extLst>
+                        <a:ext uri="{28A0092B-C50C-407E-A947-70E740481C1C}">
+                          <a14:useLocalDpi xmlns:a14="http://schemas.microsoft.com/office/drawing/2010/main" val="0"/>
+                        </a:ext>
+                      </a:extLst>
+                    </a:blip>
+                    <a:srcRect/>
+                    <a:stretch>
+                      <a:fillRect/>
+                    </a:stretch>
+                  </pic:blipFill>
+                  <pic:spPr bwMode="auto">
+                    <a:xfrm>
+                      <a:off x="0" y="0"/>
+                      <a:ext cx="5266055" cy="2843530"/>
+                    </a:xfrm>
+                    <a:prstGeom prst="rect">
+                      <a:avLst/>
+                    </a:prstGeom>
+                    <a:noFill/>
+                    <a:ln>
+                      <a:noFill/>
+                    </a:ln>
+                  </pic:spPr>
+                </pic:pic>
+              </a:graphicData>
+            </a:graphic>
+            <wp14:sizeRelH relativeFrom="margin">
+              <wp14:pctWidth>0</wp14:pctWidth>
+            </wp14:sizeRelH>
+            <wp14:sizeRelV relativeFrom="margin">
+              <wp14:pctHeight>0</wp14:pctHeight>
+            </wp14:sizeRelV>
+          </wp:anchor>
+        </w:drawing>
+      </w:r>
+      <w:r>
+        <w:rPr>
+          <w:rFonts w:ascii="华文宋体" w:eastAsia="华文宋体" w:hAnsi="华文宋体" w:hint="eastAsia"/>
+        </w:rPr>
+        <w:t xml:space="preserve">3.3.4 </w:t>
+      </w:r>
+      <w:r>
+        <w:rPr>
+          <w:rFonts w:ascii="华文宋体" w:eastAsia="华文宋体" w:hAnsi="华文宋体" w:hint="eastAsia"/>
+          <w:b/>
+          <w:bCs/>
+        </w:rPr>
+        <w:t>高血脂</w:t>
+      </w:r>
+      <w:r>
+        <w:rPr>
+          <w:rFonts w:ascii="华文宋体" w:eastAsia="华文宋体" w:hAnsi="华文宋体"/>
+          <w:b/>
+          <w:bCs/>
+        </w:rPr>
+        <w:t>分支</w:t>
+      </w:r>
+      <w:r>
+        <w:rPr>
+          <w:rFonts w:ascii="华文宋体" w:eastAsia="华文宋体" w:hAnsi="华文宋体" w:hint="eastAsia"/>
+          <w:b/>
+          <w:bCs/>
+        </w:rPr>
+        <w:t>的相关性求解结果</w:t>
+      </w:r>
+    </w:p>
+    <w:p>
+      <w:pPr>
+        <w:spacing w:after="0" w:line="400" w:lineRule="exact"/>
+        <w:rPr>
+          <w:rFonts w:ascii="华文宋体" w:eastAsia="华文宋体" w:hAnsi="华文宋体" w:hint="eastAsia"/>
+          <w:b/>
+          <w:bCs/>
+        </w:rPr>
+      </w:pPr>
+      <w:r>
+        <w:rPr>
+          <w:rFonts w:ascii="华文宋体" w:eastAsia="华文宋体" w:hAnsi="华文宋体" w:hint="eastAsia"/>
+        </w:rPr>
+        <w:t xml:space="preserve">      </w:t>
+      </w:r>
+      <w:r>
+        <w:rPr>
+          <w:rFonts w:ascii="华文宋体" w:eastAsia="华文宋体" w:hAnsi="华文宋体" w:hint="eastAsia"/>
+          <w:b/>
+          <w:bCs/>
+        </w:rPr>
+        <w:t>图X：</w:t>
+      </w:r>
+      <w:r>
+        <w:rPr>
+          <w:rFonts w:ascii="华文宋体" w:eastAsia="华文宋体" w:hAnsi="华文宋体" w:hint="eastAsia"/>
+          <w:b/>
+          <w:bCs/>
+        </w:rPr>
+        <w:t>高血脂分支下点二列相关图                图X：单变量下的AUC图</w:t>
+      </w:r>
+    </w:p>
+    <w:p>
+      <w:pPr>
+        <w:spacing w:after="0" w:line="400" w:lineRule="exact"/>
+        <w:rPr>
+          <w:rFonts w:ascii="华文宋体" w:eastAsia="华文宋体" w:hAnsi="华文宋体"/>
+        </w:rPr>
+      </w:pPr>
+    </w:p>
+    <w:p>
+      <w:pPr>
+        <w:spacing w:after="0" w:line="400" w:lineRule="exact"/>
+        <w:jc w:val="center"/>
+        <w:rPr>
+          <w:rFonts w:ascii="华文宋体" w:eastAsia="华文宋体" w:hAnsi="华文宋体" w:hint="eastAsia"/>
+          <w:b/>
+          <w:bCs/>
+        </w:rPr>
+      </w:pPr>
+      <w:r>
+        <w:rPr>
+          <w:rFonts w:ascii="华文宋体" w:eastAsia="华文宋体" w:hAnsi="华文宋体" w:hint="eastAsia"/>
+          <w:b/>
+          <w:bCs/>
+        </w:rPr>
+        <w:t xml:space="preserve">表X : </w:t>
+      </w:r>
+      <w:r>
+        <w:rPr>
+          <w:rFonts w:ascii="华文宋体" w:eastAsia="华文宋体" w:hAnsi="华文宋体" w:hint="eastAsia"/>
+          <w:b/>
+          <w:bCs/>
+        </w:rPr>
+        <w:t>高血脂</w:t>
+      </w:r>
+      <w:r>
+        <w:rPr>
+          <w:rFonts w:ascii="华文宋体" w:eastAsia="华文宋体" w:hAnsi="华文宋体"/>
+          <w:b/>
+          <w:bCs/>
+        </w:rPr>
+        <w:t>分支候选指标的多方法筛选结果</w:t>
+      </w:r>
+    </w:p>
+    <w:tbl>
+      <w:tblPr>
+        <w:tblStyle w:val="ae"/>
+        <w:tblW w:w="0" w:type="auto"/>
+        <w:tblBorders>
+          <w:top w:val="none" w:sz="0" w:space="0" w:color="auto"/>
+          <w:left w:val="none" w:sz="0" w:space="0" w:color="auto"/>
+          <w:bottom w:val="none" w:sz="0" w:space="0" w:color="auto"/>
+          <w:right w:val="none" w:sz="0" w:space="0" w:color="auto"/>
+          <w:insideH w:val="none" w:sz="0" w:space="0" w:color="auto"/>
+          <w:insideV w:val="none" w:sz="0" w:space="0" w:color="auto"/>
+        </w:tblBorders>
+        <w:tblLook w:val="04A0" w:firstRow="1" w:lastRow="0" w:firstColumn="1" w:lastColumn="0" w:noHBand="0" w:noVBand="1"/>
+      </w:tblPr>
+      <w:tblGrid>
+        <w:gridCol w:w="2074"/>
+        <w:gridCol w:w="2074"/>
+        <w:gridCol w:w="2074"/>
+        <w:gridCol w:w="2074"/>
+      </w:tblGrid>
+      <w:tr>
+        <w:tc>
+          <w:tcPr>
+            <w:tcW w:w="2074" w:type="dxa"/>
+            <w:tcBorders>
+              <w:top w:val="thinThickSmallGap" w:sz="24" w:space="0" w:color="auto"/>
+              <w:bottom w:val="single" w:sz="4" w:space="0" w:color="auto"/>
+            </w:tcBorders>
+            <w:vAlign w:val="center"/>
+          </w:tcPr>
+          <w:p>
+            <w:pPr>
+              <w:spacing w:line="400" w:lineRule="exact"/>
+              <w:jc w:val="center"/>
+              <w:rPr>
+                <w:rFonts w:ascii="华文宋体" w:eastAsia="华文宋体" w:hAnsi="华文宋体"/>
+              </w:rPr>
+            </w:pPr>
+            <w:r>
+              <w:rPr>
+                <w:rFonts w:ascii="华文宋体" w:eastAsia="华文宋体" w:hAnsi="华文宋体" w:hint="eastAsia"/>
+              </w:rPr>
+              <w:t>指标</w:t>
+            </w:r>
+          </w:p>
+        </w:tc>
+        <w:tc>
+          <w:tcPr>
+            <w:tcW w:w="2074" w:type="dxa"/>
+            <w:tcBorders>
+              <w:top w:val="thinThickSmallGap" w:sz="24" w:space="0" w:color="auto"/>
+              <w:bottom w:val="single" w:sz="4" w:space="0" w:color="auto"/>
+            </w:tcBorders>
+            <w:vAlign w:val="center"/>
+          </w:tcPr>
+          <w:p>
+            <w:pPr>
+              <w:spacing w:line="400" w:lineRule="exact"/>
+              <w:jc w:val="center"/>
+              <w:rPr>
+                <w:rFonts w:ascii="华文宋体" w:eastAsia="华文宋体" w:hAnsi="华文宋体"/>
+              </w:rPr>
+            </w:pPr>
+            <w:r>
+              <w:rPr>
+                <w:rFonts w:ascii="华文宋体" w:eastAsia="华文宋体" w:hAnsi="华文宋体" w:hint="eastAsia"/>
+              </w:rPr>
+              <w:t>惩罚Logit系数</w:t>
+            </w:r>
+          </w:p>
+        </w:tc>
+        <w:tc>
+          <w:tcPr>
+            <w:tcW w:w="2074" w:type="dxa"/>
+            <w:tcBorders>
+              <w:top w:val="thinThickSmallGap" w:sz="24" w:space="0" w:color="auto"/>
+              <w:bottom w:val="single" w:sz="4" w:space="0" w:color="auto"/>
+            </w:tcBorders>
+            <w:vAlign w:val="center"/>
+          </w:tcPr>
+          <w:p>
+            <w:pPr>
+              <w:spacing w:line="400" w:lineRule="exact"/>
+              <w:jc w:val="center"/>
+              <w:rPr>
+                <w:rFonts w:ascii="华文宋体" w:eastAsia="华文宋体" w:hAnsi="华文宋体"/>
+              </w:rPr>
+            </w:pPr>
+            <w:r>
+              <w:rPr>
+                <w:rFonts w:ascii="华文宋体" w:eastAsia="华文宋体" w:hAnsi="华文宋体" w:hint="eastAsia"/>
+              </w:rPr>
+              <w:t>优势比OR</w:t>
+            </w:r>
+          </w:p>
+        </w:tc>
+        <w:tc>
+          <w:tcPr>
+            <w:tcW w:w="2074" w:type="dxa"/>
+            <w:tcBorders>
+              <w:top w:val="thinThickSmallGap" w:sz="24" w:space="0" w:color="auto"/>
+              <w:bottom w:val="single" w:sz="4" w:space="0" w:color="auto"/>
+            </w:tcBorders>
+            <w:vAlign w:val="center"/>
+          </w:tcPr>
+          <w:p>
+            <w:pPr>
+              <w:spacing w:line="400" w:lineRule="exact"/>
+              <w:jc w:val="center"/>
+              <w:rPr>
+                <w:rFonts w:ascii="华文宋体" w:eastAsia="华文宋体" w:hAnsi="华文宋体"/>
+                <w:sz w:val="20"/>
+                <w:szCs w:val="20"/>
+              </w:rPr>
+            </w:pPr>
+            <w:r>
+              <w:rPr>
+                <w:rFonts w:ascii="华文宋体" w:eastAsia="华文宋体" w:hAnsi="华文宋体" w:hint="eastAsia"/>
+                <w:sz w:val="20"/>
+                <w:szCs w:val="20"/>
+              </w:rPr>
+              <w:t>随机森林重要性均值</w:t>
+            </w:r>
+          </w:p>
+        </w:tc>
+      </w:tr>
+      <w:tr>
+        <w:tc>
+          <w:tcPr>
+            <w:tcW w:w="2074" w:type="dxa"/>
+            <w:tcBorders>
+              <w:top w:val="single" w:sz="4" w:space="0" w:color="auto"/>
+            </w:tcBorders>
+            <w:vAlign w:val="center"/>
+          </w:tcPr>
+          <w:p>
+            <w:pPr>
+              <w:spacing w:line="400" w:lineRule="exact"/>
+              <w:jc w:val="center"/>
+              <w:rPr>
+                <w:rFonts w:ascii="华文宋体" w:eastAsia="华文宋体" w:hAnsi="华文宋体"/>
+              </w:rPr>
+            </w:pPr>
+            <w:r>
+              <w:rPr>
+                <w:rFonts w:ascii="等线" w:eastAsia="等线" w:hAnsi="等线" w:hint="eastAsia"/>
+                <w:color w:val="000000"/>
+                <w:szCs w:val="22"/>
+              </w:rPr>
+              <w:t>TG</w:t>
+            </w:r>
+          </w:p>
+        </w:tc>
+        <w:tc>
+          <w:tcPr>
+            <w:tcW w:w="2074" w:type="dxa"/>
+            <w:tcBorders>
+              <w:top w:val="single" w:sz="4" w:space="0" w:color="auto"/>
+            </w:tcBorders>
+            <w:vAlign w:val="center"/>
+          </w:tcPr>
+          <w:p>
+            <w:pPr>
+              <w:spacing w:line="400" w:lineRule="exact"/>
+              <w:jc w:val="center"/>
+              <w:rPr>
+                <w:rFonts w:ascii="华文宋体" w:eastAsia="华文宋体" w:hAnsi="华文宋体"/>
+              </w:rPr>
+            </w:pPr>
+            <w:r>
+              <w:rPr>
+                <w:rFonts w:ascii="等线" w:eastAsia="等线" w:hAnsi="等线" w:hint="eastAsia"/>
+                <w:color w:val="000000"/>
+                <w:szCs w:val="22"/>
+              </w:rPr>
+              <w:t>2.8453</w:t>
+            </w:r>
+          </w:p>
+        </w:tc>
+        <w:tc>
+          <w:tcPr>
+            <w:tcW w:w="2074" w:type="dxa"/>
+            <w:tcBorders>
+              <w:top w:val="single" w:sz="4" w:space="0" w:color="auto"/>
+            </w:tcBorders>
+            <w:vAlign w:val="center"/>
+          </w:tcPr>
+          <w:p>
+            <w:pPr>
+              <w:spacing w:line="400" w:lineRule="exact"/>
+              <w:jc w:val="center"/>
+              <w:rPr>
+                <w:rFonts w:ascii="华文宋体" w:eastAsia="华文宋体" w:hAnsi="华文宋体"/>
+              </w:rPr>
+            </w:pPr>
+            <w:r>
+              <w:rPr>
+                <w:rFonts w:ascii="等线" w:eastAsia="等线" w:hAnsi="等线" w:hint="eastAsia"/>
+                <w:color w:val="000000"/>
+                <w:szCs w:val="22"/>
+              </w:rPr>
+              <w:t>17.2081</w:t>
+            </w:r>
+          </w:p>
+        </w:tc>
+        <w:tc>
+          <w:tcPr>
+            <w:tcW w:w="2074" w:type="dxa"/>
+            <w:tcBorders>
+              <w:top w:val="single" w:sz="4" w:space="0" w:color="auto"/>
+            </w:tcBorders>
+            <w:vAlign w:val="center"/>
+          </w:tcPr>
+          <w:p>
+            <w:pPr>
+              <w:spacing w:line="400" w:lineRule="exact"/>
+              <w:jc w:val="center"/>
+              <w:rPr>
+                <w:rFonts w:ascii="华文宋体" w:eastAsia="华文宋体" w:hAnsi="华文宋体"/>
+                <w:sz w:val="20"/>
+                <w:szCs w:val="20"/>
+              </w:rPr>
+            </w:pPr>
+            <w:r>
+              <w:rPr>
+                <w:rFonts w:ascii="等线" w:eastAsia="等线" w:hAnsi="等线" w:hint="eastAsia"/>
+                <w:color w:val="000000"/>
+                <w:szCs w:val="22"/>
+              </w:rPr>
+              <w:t>0.121076</w:t>
+            </w:r>
+          </w:p>
+        </w:tc>
+      </w:tr>
+      <w:tr>
+        <w:tc>
+          <w:tcPr>
+            <w:tcW w:w="2074" w:type="dxa"/>
+            <w:vAlign w:val="center"/>
+          </w:tcPr>
+          <w:p>
+            <w:pPr>
+              <w:spacing w:line="400" w:lineRule="exact"/>
+              <w:jc w:val="center"/>
+              <w:rPr>
+                <w:rFonts w:ascii="华文宋体" w:eastAsia="华文宋体" w:hAnsi="华文宋体"/>
+              </w:rPr>
+            </w:pPr>
+            <w:r>
+              <w:rPr>
+                <w:rFonts w:ascii="等线" w:eastAsia="等线" w:hAnsi="等线" w:hint="eastAsia"/>
+                <w:color w:val="000000"/>
+                <w:szCs w:val="22"/>
+              </w:rPr>
+              <w:t>TC</w:t>
+            </w:r>
+          </w:p>
+        </w:tc>
+        <w:tc>
+          <w:tcPr>
+            <w:tcW w:w="2074" w:type="dxa"/>
+            <w:vAlign w:val="center"/>
+          </w:tcPr>
+          <w:p>
+            <w:pPr>
+              <w:spacing w:line="400" w:lineRule="exact"/>
+              <w:jc w:val="center"/>
+              <w:rPr>
+                <w:rFonts w:ascii="华文宋体" w:eastAsia="华文宋体" w:hAnsi="华文宋体"/>
+              </w:rPr>
+            </w:pPr>
+            <w:r>
+              <w:rPr>
+                <w:rFonts w:ascii="等线" w:eastAsia="等线" w:hAnsi="等线" w:hint="eastAsia"/>
+                <w:color w:val="000000"/>
+                <w:szCs w:val="22"/>
+              </w:rPr>
+              <w:t>2.0986</w:t>
+            </w:r>
+          </w:p>
+        </w:tc>
+        <w:tc>
+          <w:tcPr>
+            <w:tcW w:w="2074" w:type="dxa"/>
+            <w:vAlign w:val="center"/>
+          </w:tcPr>
+          <w:p>
+            <w:pPr>
+              <w:spacing w:line="400" w:lineRule="exact"/>
+              <w:jc w:val="center"/>
+              <w:rPr>
+                <w:rFonts w:ascii="华文宋体" w:eastAsia="华文宋体" w:hAnsi="华文宋体"/>
+              </w:rPr>
+            </w:pPr>
+            <w:r>
+              <w:rPr>
+                <w:rFonts w:ascii="等线" w:eastAsia="等线" w:hAnsi="等线" w:hint="eastAsia"/>
+                <w:color w:val="000000"/>
+                <w:szCs w:val="22"/>
+              </w:rPr>
+              <w:t>8.1548</w:t>
+            </w:r>
+          </w:p>
+        </w:tc>
+        <w:tc>
+          <w:tcPr>
+            <w:tcW w:w="2074" w:type="dxa"/>
+            <w:vAlign w:val="center"/>
+          </w:tcPr>
+          <w:p>
+            <w:pPr>
+              <w:spacing w:line="400" w:lineRule="exact"/>
+              <w:jc w:val="center"/>
+              <w:rPr>
+                <w:rFonts w:ascii="华文宋体" w:eastAsia="华文宋体" w:hAnsi="华文宋体"/>
+              </w:rPr>
+            </w:pPr>
+            <w:r>
+              <w:rPr>
+                <w:rFonts w:ascii="等线" w:eastAsia="等线" w:hAnsi="等线" w:hint="eastAsia"/>
+                <w:color w:val="000000"/>
+                <w:szCs w:val="22"/>
+              </w:rPr>
+              <w:t>0.099881</w:t>
+            </w:r>
+          </w:p>
+        </w:tc>
+      </w:tr>
+      <w:tr>
+        <w:tc>
+          <w:tcPr>
+            <w:tcW w:w="2074" w:type="dxa"/>
+            <w:vAlign w:val="center"/>
+          </w:tcPr>
+          <w:p>
+            <w:pPr>
+              <w:spacing w:line="400" w:lineRule="exact"/>
+              <w:jc w:val="center"/>
+              <w:rPr>
+                <w:rFonts w:ascii="华文宋体" w:eastAsia="华文宋体" w:hAnsi="华文宋体"/>
+              </w:rPr>
+            </w:pPr>
+            <w:r>
+              <w:rPr>
+                <w:rFonts w:ascii="等线" w:eastAsia="等线" w:hAnsi="等线" w:hint="eastAsia"/>
+                <w:color w:val="000000"/>
+                <w:szCs w:val="22"/>
+              </w:rPr>
+              <w:t>HDL-C</w:t>
+            </w:r>
+          </w:p>
+        </w:tc>
+        <w:tc>
+          <w:tcPr>
+            <w:tcW w:w="2074" w:type="dxa"/>
+            <w:vAlign w:val="center"/>
+          </w:tcPr>
+          <w:p>
+            <w:pPr>
+              <w:spacing w:line="400" w:lineRule="exact"/>
+              <w:jc w:val="center"/>
+              <w:rPr>
+                <w:rFonts w:ascii="华文宋体" w:eastAsia="华文宋体" w:hAnsi="华文宋体"/>
+              </w:rPr>
+            </w:pPr>
+            <w:r>
+              <w:rPr>
+                <w:rFonts w:ascii="等线" w:eastAsia="等线" w:hAnsi="等线" w:hint="eastAsia"/>
+                <w:color w:val="000000"/>
+                <w:szCs w:val="22"/>
+              </w:rPr>
+              <w:t>-0.52128</w:t>
+            </w:r>
+          </w:p>
+        </w:tc>
+        <w:tc>
+          <w:tcPr>
+            <w:tcW w:w="2074" w:type="dxa"/>
+            <w:vAlign w:val="center"/>
+          </w:tcPr>
+          <w:p>
+            <w:pPr>
+              <w:spacing w:line="400" w:lineRule="exact"/>
+              <w:jc w:val="center"/>
+              <w:rPr>
+                <w:rFonts w:ascii="华文宋体" w:eastAsia="华文宋体" w:hAnsi="华文宋体"/>
+              </w:rPr>
+            </w:pPr>
+            <w:r>
+              <w:rPr>
+                <w:rFonts w:ascii="等线" w:eastAsia="等线" w:hAnsi="等线" w:hint="eastAsia"/>
+                <w:color w:val="000000"/>
+                <w:szCs w:val="22"/>
+              </w:rPr>
+              <w:t>0.59375</w:t>
+            </w:r>
+          </w:p>
+        </w:tc>
+        <w:tc>
+          <w:tcPr>
+            <w:tcW w:w="2074" w:type="dxa"/>
+            <w:vAlign w:val="center"/>
+          </w:tcPr>
+          <w:p>
+            <w:pPr>
+              <w:spacing w:line="400" w:lineRule="exact"/>
+              <w:jc w:val="center"/>
+              <w:rPr>
+                <w:rFonts w:ascii="华文宋体" w:eastAsia="华文宋体" w:hAnsi="华文宋体"/>
+              </w:rPr>
+            </w:pPr>
+            <w:r>
+              <w:rPr>
+                <w:rFonts w:ascii="等线" w:eastAsia="等线" w:hAnsi="等线" w:hint="eastAsia"/>
+                <w:color w:val="000000"/>
+                <w:szCs w:val="22"/>
+              </w:rPr>
+              <w:t>0</w:t>
+            </w:r>
+          </w:p>
+        </w:tc>
+      </w:tr>
+      <w:tr>
+        <w:tc>
+          <w:tcPr>
+            <w:tcW w:w="2074" w:type="dxa"/>
+            <w:vAlign w:val="center"/>
+          </w:tcPr>
+          <w:p>
+            <w:pPr>
+              <w:spacing w:line="400" w:lineRule="exact"/>
+              <w:jc w:val="center"/>
+              <w:rPr>
+                <w:rFonts w:ascii="华文宋体" w:eastAsia="华文宋体" w:hAnsi="华文宋体"/>
+              </w:rPr>
+            </w:pPr>
+            <w:r>
+              <w:rPr>
+                <w:rFonts w:ascii="等线" w:eastAsia="等线" w:hAnsi="等线" w:hint="eastAsia"/>
+                <w:color w:val="000000"/>
+                <w:szCs w:val="22"/>
+              </w:rPr>
+              <w:t>LDL-C</w:t>
+            </w:r>
+          </w:p>
+        </w:tc>
+        <w:tc>
+          <w:tcPr>
+            <w:tcW w:w="2074" w:type="dxa"/>
+            <w:vAlign w:val="center"/>
+          </w:tcPr>
+          <w:p>
+            <w:pPr>
+              <w:spacing w:line="400" w:lineRule="exact"/>
+              <w:jc w:val="center"/>
+              <w:rPr>
+                <w:rFonts w:ascii="华文宋体" w:eastAsia="华文宋体" w:hAnsi="华文宋体"/>
+              </w:rPr>
+            </w:pPr>
+            <w:r>
+              <w:rPr>
+                <w:rFonts w:ascii="等线" w:eastAsia="等线" w:hAnsi="等线" w:hint="eastAsia"/>
+                <w:color w:val="000000"/>
+                <w:szCs w:val="22"/>
+              </w:rPr>
+              <w:t>0.46386</w:t>
+            </w:r>
+          </w:p>
+        </w:tc>
+        <w:tc>
+          <w:tcPr>
+            <w:tcW w:w="2074" w:type="dxa"/>
+            <w:vAlign w:val="center"/>
+          </w:tcPr>
+          <w:p>
+            <w:pPr>
+              <w:spacing w:line="400" w:lineRule="exact"/>
+              <w:jc w:val="center"/>
+              <w:rPr>
+                <w:rFonts w:ascii="华文宋体" w:eastAsia="华文宋体" w:hAnsi="华文宋体"/>
+              </w:rPr>
+            </w:pPr>
+            <w:r>
+              <w:rPr>
+                <w:rFonts w:ascii="等线" w:eastAsia="等线" w:hAnsi="等线" w:hint="eastAsia"/>
+                <w:color w:val="000000"/>
+                <w:szCs w:val="22"/>
+              </w:rPr>
+              <w:t>1.5902</w:t>
+            </w:r>
+          </w:p>
+        </w:tc>
+        <w:tc>
+          <w:tcPr>
+            <w:tcW w:w="2074" w:type="dxa"/>
+            <w:vAlign w:val="center"/>
+          </w:tcPr>
+          <w:p>
+            <w:pPr>
+              <w:spacing w:line="400" w:lineRule="exact"/>
+              <w:jc w:val="center"/>
+              <w:rPr>
+                <w:rFonts w:ascii="华文宋体" w:eastAsia="华文宋体" w:hAnsi="华文宋体"/>
+              </w:rPr>
+            </w:pPr>
+            <w:r>
+              <w:rPr>
+                <w:rFonts w:ascii="等线" w:eastAsia="等线" w:hAnsi="等线" w:hint="eastAsia"/>
+                <w:color w:val="000000"/>
+                <w:szCs w:val="22"/>
+              </w:rPr>
+              <w:t>0</w:t>
+            </w:r>
+          </w:p>
+        </w:tc>
+      </w:tr>
+      <w:tr>
+        <w:tc>
+          <w:tcPr>
+            <w:tcW w:w="2074" w:type="dxa"/>
+            <w:vAlign w:val="center"/>
+          </w:tcPr>
+          <w:p>
+            <w:pPr>
+              <w:spacing w:line="400" w:lineRule="exact"/>
+              <w:jc w:val="center"/>
+              <w:rPr>
+                <w:rFonts w:ascii="华文宋体" w:eastAsia="华文宋体" w:hAnsi="华文宋体"/>
+              </w:rPr>
+            </w:pPr>
+            <w:r>
+              <w:rPr>
+                <w:rFonts w:ascii="等线" w:eastAsia="等线" w:hAnsi="等线" w:hint="eastAsia"/>
+                <w:color w:val="000000"/>
+                <w:szCs w:val="22"/>
+              </w:rPr>
+              <w:t>血尿酸</w:t>
+            </w:r>
+          </w:p>
+        </w:tc>
+        <w:tc>
+          <w:tcPr>
+            <w:tcW w:w="2074" w:type="dxa"/>
+            <w:vAlign w:val="center"/>
+          </w:tcPr>
+          <w:p>
+            <w:pPr>
+              <w:spacing w:line="400" w:lineRule="exact"/>
+              <w:jc w:val="center"/>
+              <w:rPr>
+                <w:rFonts w:ascii="华文宋体" w:eastAsia="华文宋体" w:hAnsi="华文宋体"/>
+              </w:rPr>
+            </w:pPr>
+            <w:r>
+              <w:rPr>
+                <w:rFonts w:ascii="等线" w:eastAsia="等线" w:hAnsi="等线" w:hint="eastAsia"/>
+                <w:color w:val="000000"/>
+                <w:szCs w:val="22"/>
+              </w:rPr>
+              <w:t>0.46193</w:t>
+            </w:r>
+          </w:p>
+        </w:tc>
+        <w:tc>
+          <w:tcPr>
+            <w:tcW w:w="2074" w:type="dxa"/>
+            <w:vAlign w:val="center"/>
+          </w:tcPr>
+          <w:p>
+            <w:pPr>
+              <w:spacing w:line="400" w:lineRule="exact"/>
+              <w:jc w:val="center"/>
+              <w:rPr>
+                <w:rFonts w:ascii="华文宋体" w:eastAsia="华文宋体" w:hAnsi="华文宋体"/>
+              </w:rPr>
+            </w:pPr>
+            <w:r>
+              <w:rPr>
+                <w:rFonts w:ascii="等线" w:eastAsia="等线" w:hAnsi="等线" w:hint="eastAsia"/>
+                <w:color w:val="000000"/>
+                <w:szCs w:val="22"/>
+              </w:rPr>
+              <w:t>1.5871</w:t>
+            </w:r>
+          </w:p>
+        </w:tc>
+        <w:tc>
+          <w:tcPr>
+            <w:tcW w:w="2074" w:type="dxa"/>
+            <w:vAlign w:val="center"/>
+          </w:tcPr>
+          <w:p>
+            <w:pPr>
+              <w:spacing w:line="400" w:lineRule="exact"/>
+              <w:jc w:val="center"/>
+              <w:rPr>
+                <w:rFonts w:ascii="华文宋体" w:eastAsia="华文宋体" w:hAnsi="华文宋体"/>
+              </w:rPr>
+            </w:pPr>
+            <w:r>
+              <w:rPr>
+                <w:rFonts w:ascii="等线" w:eastAsia="等线" w:hAnsi="等线" w:hint="eastAsia"/>
+                <w:color w:val="000000"/>
+                <w:szCs w:val="22"/>
+              </w:rPr>
+              <w:t>0</w:t>
+            </w:r>
+          </w:p>
+        </w:tc>
+      </w:tr>
+      <w:tr>
+        <w:tc>
+          <w:tcPr>
+            <w:tcW w:w="2074" w:type="dxa"/>
+            <w:vAlign w:val="center"/>
+          </w:tcPr>
+          <w:p>
+            <w:pPr>
+              <w:spacing w:line="400" w:lineRule="exact"/>
+              <w:jc w:val="center"/>
+              <w:rPr>
+                <w:rFonts w:ascii="华文宋体" w:eastAsia="华文宋体" w:hAnsi="华文宋体"/>
+              </w:rPr>
+            </w:pPr>
+            <w:r>
+              <w:rPr>
+                <w:rFonts w:ascii="等线" w:eastAsia="等线" w:hAnsi="等线" w:hint="eastAsia"/>
+                <w:color w:val="000000"/>
+                <w:szCs w:val="22"/>
+              </w:rPr>
+              <w:t>空腹血糖</w:t>
+            </w:r>
+          </w:p>
+        </w:tc>
+        <w:tc>
+          <w:tcPr>
+            <w:tcW w:w="2074" w:type="dxa"/>
+            <w:vAlign w:val="center"/>
+          </w:tcPr>
+          <w:p>
+            <w:pPr>
+              <w:spacing w:line="400" w:lineRule="exact"/>
+              <w:jc w:val="center"/>
+              <w:rPr>
+                <w:rFonts w:ascii="华文宋体" w:eastAsia="华文宋体" w:hAnsi="华文宋体"/>
+              </w:rPr>
+            </w:pPr>
+            <w:r>
+              <w:rPr>
+                <w:rFonts w:ascii="等线" w:eastAsia="等线" w:hAnsi="等线" w:hint="eastAsia"/>
+                <w:color w:val="000000"/>
+                <w:szCs w:val="22"/>
+              </w:rPr>
+              <w:t>-0.01794</w:t>
+            </w:r>
+          </w:p>
+        </w:tc>
+        <w:tc>
+          <w:tcPr>
+            <w:tcW w:w="2074" w:type="dxa"/>
+            <w:vAlign w:val="center"/>
+          </w:tcPr>
+          <w:p>
+            <w:pPr>
+              <w:spacing w:line="400" w:lineRule="exact"/>
+              <w:jc w:val="center"/>
+              <w:rPr>
+                <w:rFonts w:ascii="华文宋体" w:eastAsia="华文宋体" w:hAnsi="华文宋体"/>
+              </w:rPr>
+            </w:pPr>
+            <w:r>
+              <w:rPr>
+                <w:rFonts w:ascii="等线" w:eastAsia="等线" w:hAnsi="等线" w:hint="eastAsia"/>
+                <w:color w:val="000000"/>
+                <w:szCs w:val="22"/>
+              </w:rPr>
+              <w:t>0.9822</w:t>
+            </w:r>
+          </w:p>
+        </w:tc>
+        <w:tc>
+          <w:tcPr>
+            <w:tcW w:w="2074" w:type="dxa"/>
+            <w:vAlign w:val="center"/>
+          </w:tcPr>
+          <w:p>
+            <w:pPr>
+              <w:spacing w:line="400" w:lineRule="exact"/>
+              <w:jc w:val="center"/>
+              <w:rPr>
+                <w:rFonts w:ascii="华文宋体" w:eastAsia="华文宋体" w:hAnsi="华文宋体"/>
+              </w:rPr>
+            </w:pPr>
+            <w:r>
+              <w:rPr>
+                <w:rFonts w:ascii="等线" w:eastAsia="等线" w:hAnsi="等线" w:hint="eastAsia"/>
+                <w:color w:val="000000"/>
+                <w:szCs w:val="22"/>
+              </w:rPr>
+              <w:t>0</w:t>
+            </w:r>
+          </w:p>
+        </w:tc>
+      </w:tr>
+      <w:tr>
+        <w:tc>
+          <w:tcPr>
+            <w:tcW w:w="2074" w:type="dxa"/>
+            <w:vAlign w:val="center"/>
+          </w:tcPr>
+          <w:p>
+            <w:pPr>
+              <w:spacing w:line="400" w:lineRule="exact"/>
+              <w:jc w:val="center"/>
+              <w:rPr>
+                <w:rFonts w:ascii="华文宋体" w:eastAsia="华文宋体" w:hAnsi="华文宋体"/>
+              </w:rPr>
+            </w:pPr>
+            <w:r>
+              <w:rPr>
+                <w:rFonts w:ascii="等线" w:eastAsia="等线" w:hAnsi="等线" w:hint="eastAsia"/>
+                <w:color w:val="000000"/>
+                <w:szCs w:val="22"/>
+              </w:rPr>
+              <w:t>BMI</w:t>
+            </w:r>
+          </w:p>
+        </w:tc>
+        <w:tc>
+          <w:tcPr>
+            <w:tcW w:w="2074" w:type="dxa"/>
+            <w:vAlign w:val="center"/>
+          </w:tcPr>
+          <w:p>
+            <w:pPr>
+              <w:spacing w:line="400" w:lineRule="exact"/>
+              <w:jc w:val="center"/>
+              <w:rPr>
+                <w:rFonts w:ascii="华文宋体" w:eastAsia="华文宋体" w:hAnsi="华文宋体"/>
+              </w:rPr>
+            </w:pPr>
+            <w:r>
+              <w:rPr>
+                <w:rFonts w:ascii="等线" w:eastAsia="等线" w:hAnsi="等线" w:hint="eastAsia"/>
+                <w:color w:val="000000"/>
+                <w:szCs w:val="22"/>
+              </w:rPr>
+              <w:t>0</w:t>
+            </w:r>
+          </w:p>
+        </w:tc>
+        <w:tc>
+          <w:tcPr>
+            <w:tcW w:w="2074" w:type="dxa"/>
+            <w:vAlign w:val="center"/>
+          </w:tcPr>
+          <w:p>
+            <w:pPr>
+              <w:spacing w:line="400" w:lineRule="exact"/>
+              <w:jc w:val="center"/>
+              <w:rPr>
+                <w:rFonts w:ascii="华文宋体" w:eastAsia="华文宋体" w:hAnsi="华文宋体"/>
+              </w:rPr>
+            </w:pPr>
+            <w:r>
+              <w:rPr>
+                <w:rFonts w:ascii="等线" w:eastAsia="等线" w:hAnsi="等线" w:hint="eastAsia"/>
+                <w:color w:val="000000"/>
+                <w:szCs w:val="22"/>
+              </w:rPr>
+              <w:t>1</w:t>
+            </w:r>
+          </w:p>
+        </w:tc>
+        <w:tc>
+          <w:tcPr>
+            <w:tcW w:w="2074" w:type="dxa"/>
+            <w:vAlign w:val="center"/>
+          </w:tcPr>
+          <w:p>
+            <w:pPr>
+              <w:spacing w:line="400" w:lineRule="exact"/>
+              <w:jc w:val="center"/>
+              <w:rPr>
+                <w:rFonts w:ascii="华文宋体" w:eastAsia="华文宋体" w:hAnsi="华文宋体"/>
+              </w:rPr>
+            </w:pPr>
+            <w:r>
+              <w:rPr>
+                <w:rFonts w:ascii="等线" w:eastAsia="等线" w:hAnsi="等线" w:hint="eastAsia"/>
+                <w:color w:val="000000"/>
+                <w:szCs w:val="22"/>
+              </w:rPr>
+              <w:t>0</w:t>
+            </w:r>
+          </w:p>
+        </w:tc>
+      </w:tr>
+      <w:tr>
+        <w:tc>
+          <w:tcPr>
+            <w:tcW w:w="2074" w:type="dxa"/>
+            <w:tcBorders>
+              <w:bottom w:val="thickThinSmallGap" w:sz="24" w:space="0" w:color="auto"/>
+            </w:tcBorders>
+            <w:vAlign w:val="center"/>
+          </w:tcPr>
+          <w:p>
+            <w:pPr>
+              <w:spacing w:line="400" w:lineRule="exact"/>
+              <w:jc w:val="center"/>
+              <w:rPr>
+                <w:rFonts w:ascii="华文宋体" w:eastAsia="华文宋体" w:hAnsi="华文宋体"/>
+              </w:rPr>
+            </w:pPr>
+            <w:r>
+              <w:rPr>
+                <w:rFonts w:ascii="等线" w:eastAsia="等线" w:hAnsi="等线" w:hint="eastAsia"/>
+                <w:color w:val="000000"/>
+                <w:szCs w:val="22"/>
+              </w:rPr>
+              <w:t>活动量表总分</w:t>
+            </w:r>
+          </w:p>
+        </w:tc>
+        <w:tc>
+          <w:tcPr>
+            <w:tcW w:w="2074" w:type="dxa"/>
+            <w:tcBorders>
+              <w:bottom w:val="thickThinSmallGap" w:sz="24" w:space="0" w:color="auto"/>
+            </w:tcBorders>
+            <w:vAlign w:val="center"/>
+          </w:tcPr>
+          <w:p>
+            <w:pPr>
+              <w:spacing w:line="400" w:lineRule="exact"/>
+              <w:jc w:val="center"/>
+              <w:rPr>
+                <w:rFonts w:ascii="华文宋体" w:eastAsia="华文宋体" w:hAnsi="华文宋体"/>
+              </w:rPr>
+            </w:pPr>
+            <w:r>
+              <w:rPr>
+                <w:rFonts w:ascii="等线" w:eastAsia="等线" w:hAnsi="等线" w:hint="eastAsia"/>
+                <w:color w:val="000000"/>
+                <w:szCs w:val="22"/>
+              </w:rPr>
+              <w:t>0</w:t>
+            </w:r>
+          </w:p>
+        </w:tc>
+        <w:tc>
+          <w:tcPr>
+            <w:tcW w:w="2074" w:type="dxa"/>
+            <w:tcBorders>
+              <w:bottom w:val="thickThinSmallGap" w:sz="24" w:space="0" w:color="auto"/>
+            </w:tcBorders>
+            <w:vAlign w:val="center"/>
+          </w:tcPr>
+          <w:p>
+            <w:pPr>
+              <w:spacing w:line="400" w:lineRule="exact"/>
+              <w:jc w:val="center"/>
+              <w:rPr>
+                <w:rFonts w:ascii="华文宋体" w:eastAsia="华文宋体" w:hAnsi="华文宋体"/>
+              </w:rPr>
+            </w:pPr>
+            <w:r>
+              <w:rPr>
+                <w:rFonts w:ascii="等线" w:eastAsia="等线" w:hAnsi="等线" w:hint="eastAsia"/>
+                <w:color w:val="000000"/>
+                <w:szCs w:val="22"/>
+              </w:rPr>
+              <w:t>1</w:t>
+            </w:r>
+          </w:p>
+        </w:tc>
+        <w:tc>
+          <w:tcPr>
+            <w:tcW w:w="2074" w:type="dxa"/>
+            <w:tcBorders>
+              <w:bottom w:val="thickThinSmallGap" w:sz="24" w:space="0" w:color="auto"/>
+            </w:tcBorders>
+            <w:vAlign w:val="center"/>
+          </w:tcPr>
+          <w:p>
+            <w:pPr>
+              <w:spacing w:line="400" w:lineRule="exact"/>
+              <w:jc w:val="center"/>
+              <w:rPr>
+                <w:rFonts w:ascii="华文宋体" w:eastAsia="华文宋体" w:hAnsi="华文宋体"/>
+              </w:rPr>
+            </w:pPr>
+            <w:r>
+              <w:rPr>
+                <w:rFonts w:ascii="等线" w:eastAsia="等线" w:hAnsi="等线" w:hint="eastAsia"/>
+                <w:color w:val="000000"/>
+                <w:szCs w:val="22"/>
+              </w:rPr>
+              <w:t>0</w:t>
+            </w:r>
+          </w:p>
+        </w:tc>
+      </w:tr>
+    </w:tbl>
+    <w:p>
+      <w:pPr>
+        <w:spacing w:after="0" w:line="400" w:lineRule="exact"/>
+        <w:rPr>
+          <w:rFonts w:ascii="华文宋体" w:eastAsia="华文宋体" w:hAnsi="华文宋体" w:hint="eastAsia"/>
+        </w:rPr>
+      </w:pPr>
+    </w:p>
+    <w:p>
+      <w:pPr>
+        <w:spacing w:after="0" w:line="400" w:lineRule="exact"/>
+        <w:rPr>
+          <w:rFonts w:ascii="华文宋体" w:eastAsia="华文宋体" w:hAnsi="华文宋体" w:hint="eastAsia"/>
+        </w:rPr>
+      </w:pPr>
+      <w:r>
+        <w:rPr>
+          <w:rFonts w:ascii="华文宋体" w:eastAsia="华文宋体" w:hAnsi="华文宋体"/>
+        </w:rPr>
+        <w:t>由高血脂分支的相关性与筛选结果可知，TG 和 TC 在各类方法下均表现最突出，因此可认定为高血脂识别的核心指标。</w:t>
+      </w:r>
+      <w:r>
+        <w:rPr>
+          <w:rFonts w:ascii="华文宋体" w:eastAsia="华文宋体" w:hAnsi="华文宋体" w:hint="eastAsia"/>
+        </w:rPr>
+        <w:t>这也与现实情况中的医学检测相符合。</w:t>
+      </w:r>
+    </w:p>
+    <w:p>
+      <w:pPr>
+        <w:spacing w:after="0" w:line="400" w:lineRule="exact"/>
+        <w:rPr>
+          <w:rFonts w:ascii="华文宋体" w:eastAsia="华文宋体" w:hAnsi="华文宋体"/>
+        </w:rPr>
+      </w:pPr>
+      <w:r>
+        <w:rPr>
+          <w:rFonts w:ascii="华文宋体" w:eastAsia="华文宋体" w:hAnsi="华文宋体"/>
+        </w:rPr>
+        <w:t xml:space="preserve">从多变量惩罚 Logit 结果看，TG 和 TC 的回归系数分别为 2.8453 和 2.0986，对应优势比 </w:t>
       </w:r>
       <m:oMath>
         <m:r>
@@ -2738,7 +4966,21 @@
         <w:rPr>
           <w:rFonts w:ascii="华文宋体" w:eastAsia="华文宋体" w:hAnsi="华文宋体"/>
         </w:rPr>
-        <w:t xml:space="preserve">达到 17.21，TC 的 </w:t>
+        <w:t>分别为 17.2081 和 8.1548，表明在控制其他变量后，这两项指标升高仍会显著增加高血脂发生风险。与此同时，HDL-C 的系数为负，</w:t>
+      </w:r>
+      <m:oMath>
+        <m:r>
+          <w:rPr>
+            <w:rFonts w:ascii="Cambria Math" w:eastAsia="华文宋体" w:hAnsi="Cambria Math"/>
+          </w:rPr>
+          <m:t>OR=0.59375</m:t>
+        </m:r>
+      </m:oMath>
+      <w:r>
+        <w:rPr>
+          <w:rFonts w:ascii="华文宋体" w:eastAsia="华文宋体" w:hAnsi="华文宋体"/>
+        </w:rPr>
+        <w:t xml:space="preserve">，说明其升高与高血脂风险下降相关，表现为保护性指标；LDL-C 和血尿酸的 </w:t>
       </w:r>
       <m:oMath>
         <m:r>
@@ -2752,137 +4994,14 @@
         <w:rPr>
           <w:rFonts w:ascii="华文宋体" w:eastAsia="华文宋体" w:hAnsi="华文宋体"/>
         </w:rPr>
-        <w:t xml:space="preserve">达到 8.15，HDL-C 的 </w:t>
-      </w:r>
-      <m:oMath>
-        <m:r>
-          <w:rPr>
-            <w:rFonts w:ascii="Cambria Math" w:eastAsia="华文宋体" w:hAnsi="Cambria Math"/>
-          </w:rPr>
-          <m:t>OR&lt;1</m:t>
-        </m:r>
-      </m:oMath>
-      <w:r>
-        <w:rPr>
-          <w:rFonts w:ascii="华文宋体" w:eastAsia="华文宋体" w:hAnsi="华文宋体"/>
-        </w:rPr>
-        <w:t xml:space="preserve">，呈保护方向。模型在 5×5 重复分层交叉验证下取得 </w:t>
-      </w:r>
-      <m:oMath>
-        <m:r>
-          <w:rPr>
-            <w:rFonts w:ascii="Cambria Math" w:eastAsia="华文宋体" w:hAnsi="Cambria Math"/>
-          </w:rPr>
-          <m:t>AUC=0.9760</m:t>
-        </m:r>
-      </m:oMath>
-      <w:r>
-        <w:rPr>
-          <w:rFonts w:ascii="华文宋体" w:eastAsia="华文宋体" w:hAnsi="华文宋体"/>
-        </w:rPr>
-        <w:t>、</w:t>
-      </w:r>
-      <m:oMath>
-        <m:r>
-          <w:rPr>
-            <w:rFonts w:ascii="Cambria Math" w:eastAsia="华文宋体" w:hAnsi="Cambria Math"/>
-          </w:rPr>
-          <m:t>Brier=0.0651</m:t>
-        </m:r>
-      </m:oMath>
-      <w:r>
-        <w:rPr>
-          <w:rFonts w:ascii="华文宋体" w:eastAsia="华文宋体" w:hAnsi="华文宋体"/>
-        </w:rPr>
-        <w:t>、</w:t>
-      </w:r>
-      <m:oMath>
-        <m:r>
-          <w:rPr>
-            <w:rFonts w:ascii="Cambria Math" w:eastAsia="华文宋体" w:hAnsi="Cambria Math"/>
-          </w:rPr>
-          <m:t>Balanced</m:t>
-        </m:r>
-        <m:r>
-          <m:rPr>
-            <m:nor/>
-          </m:rPr>
-          <w:rPr>
-            <w:rFonts w:ascii="华文宋体" w:eastAsia="华文宋体" w:hAnsi="华文宋体"/>
-          </w:rPr>
-          <m:t xml:space="preserve"> </m:t>
-        </m:r>
-        <m:r>
-          <m:rPr>
-            <m:nor/>
-          </m:rPr>
-          <w:rPr>
-            <w:rFonts w:ascii="华文宋体" w:eastAsia="华文宋体" w:hAnsi="华文宋体"/>
-          </w:rPr>
-          <w:tab/>
-        </m:r>
-        <m:r>
-          <m:rPr>
-            <m:nor/>
-          </m:rPr>
-          <w:rPr>
-            <w:rFonts w:ascii="华文宋体" w:eastAsia="华文宋体" w:hAnsi="华文宋体"/>
-          </w:rPr>
-          <w:tab/>
-        </m:r>
-        <m:r>
-          <m:rPr>
-            <m:nor/>
-          </m:rPr>
-          <w:rPr>
-            <w:rFonts w:ascii="华文宋体" w:eastAsia="华文宋体" w:hAnsi="华文宋体"/>
-          </w:rPr>
-          <w:tab/>
-        </m:r>
-        <m:r>
-          <m:rPr>
-            <m:nor/>
-          </m:rPr>
-          <w:rPr>
-            <w:rFonts w:ascii="华文宋体" w:eastAsia="华文宋体" w:hAnsi="华文宋体"/>
-          </w:rPr>
-          <w:tab/>
-        </m:r>
-        <m:r>
-          <m:rPr>
-            <m:nor/>
-          </m:rPr>
-          <w:rPr>
-            <w:rFonts w:ascii="华文宋体" w:eastAsia="华文宋体" w:hAnsi="华文宋体"/>
-          </w:rPr>
-          <w:tab/>
-        </m:r>
-        <m:r>
-          <w:rPr>
-            <w:rFonts w:ascii="Cambria Math" w:eastAsia="华文宋体" w:hAnsi="Cambria Math"/>
-          </w:rPr>
-          <m:t>Accuracy=0.9195</m:t>
-        </m:r>
-      </m:oMath>
-      <w:r>
-        <w:rPr>
-          <w:rFonts w:ascii="华文宋体" w:eastAsia="华文宋体" w:hAnsi="华文宋体"/>
-        </w:rPr>
-        <w:t xml:space="preserve"> 和 </w:t>
-      </w:r>
-      <m:oMath>
-        <m:r>
-          <w:rPr>
-            <w:rFonts w:ascii="Cambria Math" w:eastAsia="华文宋体" w:hAnsi="Cambria Math"/>
-          </w:rPr>
-          <m:t>F1=0.9406</m:t>
-        </m:r>
-      </m:oMath>
-      <w:r>
-        <w:rPr>
-          <w:rFonts w:ascii="华文宋体" w:eastAsia="华文宋体" w:hAnsi="华文宋体"/>
-        </w:rPr>
-        <w:t>，说明高血脂分支的判别结构较为清晰。</w:t>
+        <w:t>分别为 1.5902 和 1.5871，提示其具有一定正向风险作用，但强度低于 TG 和 TC。随机森林重要性中，仅 TG 和 TC 的置换重要性明显非零，也说明在非线性模型下，真正稳定起主要</w:t>
+      </w:r>
+      <w:r>
+        <w:rPr>
+          <w:rFonts w:ascii="华文宋体" w:eastAsia="华文宋体" w:hAnsi="华文宋体"/>
+        </w:rPr>
+        <w:lastRenderedPageBreak/>
+        <w:t>作用的仍是这两项指标。</w:t>
       </w:r>
     </w:p>
     <w:p>
@@ -2896,44 +5015,30 @@
         <w:rPr>
           <w:rFonts w:ascii="华文宋体" w:eastAsia="华文宋体" w:hAnsi="华文宋体"/>
         </w:rPr>
-        <w:t>【此处插入图 3：高血脂分支 OR 棒棒糖图】</w:t>
+        <w:t>综合图表结果，本文认为高血脂分支的指标可分为两层：TG、TC 为核心风险指标；HDL-C、LDL-C 和血尿酸为辅助指标。其中，TG 的综合表现最强，应作为后续风险识别与分层分析的首要指标，TC 次之。BMI、活动量表总分和空腹血糖在本分支中的作用较弱，不宜作为第一层关键判别指标。</w:t>
       </w:r>
     </w:p>
     <w:p>
       <w:pPr>
         <w:spacing w:after="0" w:line="400" w:lineRule="exact"/>
         <w:rPr>
-          <w:rFonts w:ascii="华文宋体" w:eastAsia="华文宋体" w:hAnsi="华文宋体"/>
-        </w:rPr>
-      </w:pPr>
-      <w:r>
-        <w:rPr>
-          <w:rFonts w:ascii="华文宋体" w:eastAsia="华文宋体" w:hAnsi="华文宋体"/>
-        </w:rPr>
-        <w:t>由图 3 可以更直观地看到，TG 与 TC 明显位于风险贡献前列，LDL-C 与血尿酸也呈正向风险作用，而 HDL-C 位于参考线左侧，表现为保护因子。这与医学常识及题目背景是一致的。</w:t>
+          <w:rFonts w:ascii="华文宋体" w:eastAsia="华文宋体" w:hAnsi="华文宋体" w:hint="eastAsia"/>
+        </w:rPr>
+      </w:pPr>
+      <w:r>
+        <w:rPr>
+          <w:rFonts w:ascii="华文宋体" w:eastAsia="华文宋体" w:hAnsi="华文宋体"/>
+        </w:rPr>
+        <w:pict w14:anchorId="76ED0359">
+          <v:rect id="_x0000_i1027" style="width:0;height:1.5pt" o:hralign="center" o:hrstd="t" o:hr="t" fillcolor="#a0a0a0" stroked="f"/>
+        </w:pict>
       </w:r>
     </w:p>
     <w:p>
       <w:pPr>
         <w:spacing w:after="0" w:line="400" w:lineRule="exact"/>
         <w:rPr>
-          <w:rFonts w:ascii="华文宋体" w:eastAsia="华文宋体" w:hAnsi="华文宋体"/>
-        </w:rPr>
-      </w:pPr>
-      <w:r>
-        <w:rPr>
-          <w:rFonts w:ascii="华文宋体" w:eastAsia="华文宋体" w:hAnsi="华文宋体"/>
-        </w:rPr>
-        <w:pict w14:anchorId="76ED0359">
-          <v:rect id="_x0000_i1070" style="width:0;height:1.5pt" o:hralign="center" o:hrstd="t" o:hr="t" fillcolor="#a0a0a0" stroked="f"/>
-        </w:pict>
-      </w:r>
-    </w:p>
-    <w:p>
-      <w:pPr>
-        <w:spacing w:after="0" w:line="400" w:lineRule="exact"/>
-        <w:rPr>
-          <w:rFonts w:ascii="华文宋体" w:eastAsia="华文宋体" w:hAnsi="华文宋体"/>
+          <w:rFonts w:ascii="华文宋体" w:eastAsia="华文宋体" w:hAnsi="华文宋体" w:hint="eastAsia"/>
           <w:b/>
           <w:bCs/>
         </w:rPr>
@@ -2951,21 +5056,51 @@
       <w:pPr>
         <w:spacing w:after="0" w:line="400" w:lineRule="exact"/>
         <w:rPr>
-          <w:rFonts w:ascii="华文宋体" w:eastAsia="华文宋体" w:hAnsi="华文宋体"/>
-        </w:rPr>
-      </w:pPr>
-      <w:r>
-        <w:rPr>
-          <w:rFonts w:ascii="华文宋体" w:eastAsia="华文宋体" w:hAnsi="华文宋体"/>
-        </w:rPr>
-        <w:t>由于问题一要求筛选的是“既能表征痰湿严重程度、又能预警高血脂发病风险”的关键指标，因此两条分支的结果不能简单分别罗列，仍需进行交叉整合。</w:t>
+          <w:rFonts w:ascii="华文宋体" w:eastAsia="华文宋体" w:hAnsi="华文宋体" w:hint="eastAsia"/>
+        </w:rPr>
+      </w:pPr>
+      <w:r>
+        <w:rPr>
+          <w:rFonts w:ascii="华文宋体" w:eastAsia="华文宋体" w:hAnsi="华文宋体" w:hint="eastAsia"/>
+        </w:rPr>
+        <w:t>根据</w:t>
+      </w:r>
+      <w:r>
+        <w:rPr>
+          <w:rFonts w:ascii="华文宋体" w:eastAsia="华文宋体" w:hAnsi="华文宋体"/>
+        </w:rPr>
+        <w:t>问题一</w:t>
+      </w:r>
+      <w:r>
+        <w:rPr>
+          <w:rFonts w:ascii="华文宋体" w:eastAsia="华文宋体" w:hAnsi="华文宋体" w:hint="eastAsia"/>
+        </w:rPr>
+        <w:t>的</w:t>
+      </w:r>
+      <w:r>
+        <w:rPr>
+          <w:rFonts w:ascii="华文宋体" w:eastAsia="华文宋体" w:hAnsi="华文宋体"/>
+        </w:rPr>
+        <w:t>要求</w:t>
+      </w:r>
+      <w:r>
+        <w:rPr>
+          <w:rFonts w:ascii="华文宋体" w:eastAsia="华文宋体" w:hAnsi="华文宋体" w:hint="eastAsia"/>
+        </w:rPr>
+        <w:t>，本问继续对双分支</w:t>
+      </w:r>
+      <w:r>
+        <w:rPr>
+          <w:rFonts w:ascii="华文宋体" w:eastAsia="华文宋体" w:hAnsi="华文宋体"/>
+        </w:rPr>
+        <w:t>进行交叉整合。</w:t>
       </w:r>
     </w:p>
     <w:p>
       <w:pPr>
         <w:spacing w:after="0" w:line="400" w:lineRule="exact"/>
         <w:rPr>
-          <w:rFonts w:ascii="华文宋体" w:eastAsia="华文宋体" w:hAnsi="华文宋体"/>
+          <w:rFonts w:ascii="华文宋体" w:eastAsia="华文宋体" w:hAnsi="华文宋体" w:hint="eastAsia"/>
         </w:rPr>
       </w:pPr>
       <w:r>
@@ -3097,7 +5232,7 @@
       <w:pPr>
         <w:spacing w:after="0" w:line="400" w:lineRule="exact"/>
         <w:rPr>
-          <w:rFonts w:ascii="华文宋体" w:eastAsia="华文宋体" w:hAnsi="华文宋体"/>
+          <w:rFonts w:ascii="华文宋体" w:eastAsia="华文宋体" w:hAnsi="华文宋体" w:hint="eastAsia"/>
         </w:rPr>
       </w:pPr>
       <m:oMathPara>
@@ -3255,6 +5390,9 @@
             <m:t>.</m:t>
           </m:r>
           <m:r>
+            <m:rPr>
+              <m:sty m:val="p"/>
+            </m:rPr>
             <w:rPr>
               <w:rFonts w:ascii="华文宋体" w:eastAsia="华文宋体" w:hAnsi="华文宋体"/>
             </w:rPr>
@@ -3267,28 +5405,7 @@
       <w:pPr>
         <w:spacing w:after="0" w:line="400" w:lineRule="exact"/>
         <w:rPr>
-          <w:rFonts w:ascii="华文宋体" w:eastAsia="华文宋体" w:hAnsi="华文宋体"/>
-        </w:rPr>
-      </w:pPr>
-      <w:r>
-        <w:rPr>
-          <w:rFonts w:ascii="华文宋体" w:eastAsia="华文宋体" w:hAnsi="华文宋体"/>
-        </w:rPr>
-        <w:t>之所以采用这种不对称加权，是因为前述结果已经表明：痰湿分支在当前样本中的连</w:t>
-      </w:r>
-      <w:r>
-        <w:rPr>
-          <w:rFonts w:ascii="华文宋体" w:eastAsia="华文宋体" w:hAnsi="华文宋体"/>
-        </w:rPr>
-        <w:lastRenderedPageBreak/>
-        <w:t>续解释力较弱，而高血脂分支的判别结构更稳定。因此，若强行要求两分支等权，只会放大弱信号的噪声。</w:t>
-      </w:r>
-    </w:p>
-    <w:p>
-      <w:pPr>
-        <w:spacing w:after="0" w:line="400" w:lineRule="exact"/>
-        <w:rPr>
-          <w:rFonts w:ascii="华文宋体" w:eastAsia="华文宋体" w:hAnsi="华文宋体"/>
+          <w:rFonts w:ascii="华文宋体" w:eastAsia="华文宋体" w:hAnsi="华文宋体" w:hint="eastAsia"/>
         </w:rPr>
       </w:pPr>
       <w:r>
@@ -3330,7 +5447,7 @@
       <w:pPr>
         <w:spacing w:after="0" w:line="400" w:lineRule="exact"/>
         <w:rPr>
-          <w:rFonts w:ascii="华文宋体" w:eastAsia="华文宋体" w:hAnsi="华文宋体"/>
+          <w:rFonts w:ascii="华文宋体" w:eastAsia="华文宋体" w:hAnsi="华文宋体" w:hint="eastAsia"/>
         </w:rPr>
       </w:pPr>
       <w:r>
@@ -3425,7 +5542,7 @@
       <w:pPr>
         <w:spacing w:after="0" w:line="400" w:lineRule="exact"/>
         <w:rPr>
-          <w:rFonts w:ascii="华文宋体" w:eastAsia="华文宋体" w:hAnsi="华文宋体"/>
+          <w:rFonts w:ascii="华文宋体" w:eastAsia="华文宋体" w:hAnsi="华文宋体" w:hint="eastAsia"/>
         </w:rPr>
       </w:pPr>
       <w:r>
@@ -3446,7 +5563,7 @@
       <w:pPr>
         <w:spacing w:after="0" w:line="400" w:lineRule="exact"/>
         <w:rPr>
-          <w:rFonts w:ascii="华文宋体" w:eastAsia="华文宋体" w:hAnsi="华文宋体"/>
+          <w:rFonts w:ascii="华文宋体" w:eastAsia="华文宋体" w:hAnsi="华文宋体" w:hint="eastAsia"/>
         </w:rPr>
       </w:pPr>
       <w:r>
@@ -3460,7 +5577,7 @@
       <w:pPr>
         <w:spacing w:after="0" w:line="400" w:lineRule="exact"/>
         <w:rPr>
-          <w:rFonts w:ascii="华文宋体" w:eastAsia="华文宋体" w:hAnsi="华文宋体"/>
+          <w:rFonts w:ascii="华文宋体" w:eastAsia="华文宋体" w:hAnsi="华文宋体" w:hint="eastAsia"/>
         </w:rPr>
       </w:pPr>
       <w:r>
@@ -3468,7 +5585,7 @@
           <w:rFonts w:ascii="华文宋体" w:eastAsia="华文宋体" w:hAnsi="华文宋体"/>
         </w:rPr>
         <w:pict w14:anchorId="7DA65C26">
-          <v:rect id="_x0000_i1071" style="width:0;height:1.5pt" o:hralign="center" o:hrstd="t" o:hr="t" fillcolor="#a0a0a0" stroked="f"/>
+          <v:rect id="_x0000_i1028" style="width:0;height:1.5pt" o:hralign="center" o:hrstd="t" o:hr="t" fillcolor="#a0a0a0" stroked="f"/>
         </w:pict>
       </w:r>
     </w:p>
@@ -3476,7 +5593,7 @@
       <w:pPr>
         <w:spacing w:after="0" w:line="400" w:lineRule="exact"/>
         <w:rPr>
-          <w:rFonts w:ascii="华文宋体" w:eastAsia="华文宋体" w:hAnsi="华文宋体"/>
+          <w:rFonts w:ascii="华文宋体" w:eastAsia="华文宋体" w:hAnsi="华文宋体" w:hint="eastAsia"/>
           <w:b/>
           <w:bCs/>
         </w:rPr>
@@ -3494,7 +5611,7 @@
       <w:pPr>
         <w:spacing w:after="0" w:line="400" w:lineRule="exact"/>
         <w:rPr>
-          <w:rFonts w:ascii="华文宋体" w:eastAsia="华文宋体" w:hAnsi="华文宋体"/>
+          <w:rFonts w:ascii="华文宋体" w:eastAsia="华文宋体" w:hAnsi="华文宋体" w:hint="eastAsia"/>
         </w:rPr>
       </w:pPr>
       <w:r>
@@ -3508,13 +5625,14 @@
       <w:pPr>
         <w:spacing w:after="0" w:line="400" w:lineRule="exact"/>
         <w:rPr>
-          <w:rFonts w:ascii="华文宋体" w:eastAsia="华文宋体" w:hAnsi="华文宋体"/>
-        </w:rPr>
-      </w:pPr>
-      <w:r>
-        <w:rPr>
-          <w:rFonts w:ascii="华文宋体" w:eastAsia="华文宋体" w:hAnsi="华文宋体"/>
-        </w:rPr>
+          <w:rFonts w:ascii="华文宋体" w:eastAsia="华文宋体" w:hAnsi="华文宋体" w:hint="eastAsia"/>
+        </w:rPr>
+      </w:pPr>
+      <w:r>
+        <w:rPr>
+          <w:rFonts w:ascii="华文宋体" w:eastAsia="华文宋体" w:hAnsi="华文宋体"/>
+        </w:rPr>
+        <w:lastRenderedPageBreak/>
         <w:t xml:space="preserve">首先，构造“体质标签 × 高血脂标签”的列联表，并进行 Pearson 卡方检验，用于判断九种体质与高血脂发病是否存在整体关联。其次，计算各体质的原始发病率与相对风险 </w:t>
       </w:r>
       <m:oMath>
@@ -3641,7 +5759,7 @@
       <w:pPr>
         <w:spacing w:after="0" w:line="400" w:lineRule="exact"/>
         <w:rPr>
-          <w:rFonts w:ascii="华文宋体" w:eastAsia="华文宋体" w:hAnsi="华文宋体"/>
+          <w:rFonts w:ascii="华文宋体" w:eastAsia="华文宋体" w:hAnsi="华文宋体" w:hint="eastAsia"/>
         </w:rPr>
       </w:pPr>
       <m:oMathPara>
@@ -3749,7 +5867,6 @@
           <m:r>
             <w:rPr>
               <w:rFonts w:ascii="华文宋体" w:eastAsia="华文宋体" w:hAnsi="华文宋体"/>
-              <w:i/>
             </w:rPr>
             <w:br/>
           </m:r>
@@ -3760,7 +5877,7 @@
       <w:pPr>
         <w:spacing w:after="0" w:line="400" w:lineRule="exact"/>
         <w:rPr>
-          <w:rFonts w:ascii="华文宋体" w:eastAsia="华文宋体" w:hAnsi="华文宋体"/>
+          <w:rFonts w:ascii="华文宋体" w:eastAsia="华文宋体" w:hAnsi="华文宋体" w:hint="eastAsia"/>
         </w:rPr>
       </w:pPr>
       <w:r>
@@ -3774,7 +5891,7 @@
       <w:pPr>
         <w:spacing w:after="0" w:line="400" w:lineRule="exact"/>
         <w:rPr>
-          <w:rFonts w:ascii="华文宋体" w:eastAsia="华文宋体" w:hAnsi="华文宋体"/>
+          <w:rFonts w:ascii="华文宋体" w:eastAsia="华文宋体" w:hAnsi="华文宋体" w:hint="eastAsia"/>
         </w:rPr>
       </w:pPr>
       <m:oMathPara>
@@ -3869,7 +5986,6 @@
           <m:r>
             <w:rPr>
               <w:rFonts w:ascii="华文宋体" w:eastAsia="华文宋体" w:hAnsi="华文宋体"/>
-              <w:i/>
             </w:rPr>
             <w:br/>
           </m:r>
@@ -3880,7 +5996,7 @@
       <w:pPr>
         <w:spacing w:after="0" w:line="400" w:lineRule="exact"/>
         <w:rPr>
-          <w:rFonts w:ascii="华文宋体" w:eastAsia="华文宋体" w:hAnsi="华文宋体"/>
+          <w:rFonts w:ascii="华文宋体" w:eastAsia="华文宋体" w:hAnsi="华文宋体" w:hint="eastAsia"/>
         </w:rPr>
       </w:pPr>
       <w:r>
@@ -3908,7 +6024,7 @@
       <w:pPr>
         <w:spacing w:after="0" w:line="400" w:lineRule="exact"/>
         <w:rPr>
-          <w:rFonts w:ascii="华文宋体" w:eastAsia="华文宋体" w:hAnsi="华文宋体"/>
+          <w:rFonts w:ascii="华文宋体" w:eastAsia="华文宋体" w:hAnsi="华文宋体" w:hint="eastAsia"/>
         </w:rPr>
       </w:pPr>
       <w:r>
@@ -3922,7 +6038,7 @@
       <w:pPr>
         <w:spacing w:after="0" w:line="400" w:lineRule="exact"/>
         <w:rPr>
-          <w:rFonts w:ascii="华文宋体" w:eastAsia="华文宋体" w:hAnsi="华文宋体"/>
+          <w:rFonts w:ascii="华文宋体" w:eastAsia="华文宋体" w:hAnsi="华文宋体" w:hint="eastAsia"/>
         </w:rPr>
       </w:pPr>
       <m:oMathPara>
@@ -3931,7 +6047,6 @@
             <w:rPr>
               <w:rFonts w:ascii="Cambria Math" w:eastAsia="华文宋体" w:hAnsi="Cambria Math"/>
             </w:rPr>
-            <w:lastRenderedPageBreak/>
             <m:t>C</m:t>
           </m:r>
           <m:sSub>
@@ -4081,7 +6196,6 @@
           <m:r>
             <w:rPr>
               <w:rFonts w:ascii="华文宋体" w:eastAsia="华文宋体" w:hAnsi="华文宋体"/>
-              <w:i/>
             </w:rPr>
             <w:br/>
           </m:r>
@@ -4092,7 +6206,7 @@
       <w:pPr>
         <w:spacing w:after="0" w:line="400" w:lineRule="exact"/>
         <w:rPr>
-          <w:rFonts w:ascii="华文宋体" w:eastAsia="华文宋体" w:hAnsi="华文宋体"/>
+          <w:rFonts w:ascii="华文宋体" w:eastAsia="华文宋体" w:hAnsi="华文宋体" w:hint="eastAsia"/>
         </w:rPr>
       </w:pPr>
       <w:r>
@@ -4120,7 +6234,7 @@
       <w:pPr>
         <w:spacing w:after="0" w:line="400" w:lineRule="exact"/>
         <w:rPr>
-          <w:rFonts w:ascii="华文宋体" w:eastAsia="华文宋体" w:hAnsi="华文宋体"/>
+          <w:rFonts w:ascii="华文宋体" w:eastAsia="华文宋体" w:hAnsi="华文宋体" w:hint="eastAsia"/>
         </w:rPr>
       </w:pPr>
       <w:r>
@@ -4134,7 +6248,7 @@
       <w:pPr>
         <w:spacing w:after="0" w:line="400" w:lineRule="exact"/>
         <w:rPr>
-          <w:rFonts w:ascii="华文宋体" w:eastAsia="华文宋体" w:hAnsi="华文宋体"/>
+          <w:rFonts w:ascii="华文宋体" w:eastAsia="华文宋体" w:hAnsi="华文宋体" w:hint="eastAsia"/>
         </w:rPr>
       </w:pPr>
       <m:oMathPara>
@@ -4457,6 +6571,9 @@
             <m:t>.</m:t>
           </m:r>
           <m:r>
+            <m:rPr>
+              <m:sty m:val="p"/>
+            </m:rPr>
             <w:rPr>
               <w:rFonts w:ascii="华文宋体" w:eastAsia="华文宋体" w:hAnsi="华文宋体"/>
             </w:rPr>
@@ -4469,7 +6586,7 @@
       <w:pPr>
         <w:spacing w:after="0" w:line="400" w:lineRule="exact"/>
         <w:rPr>
-          <w:rFonts w:ascii="华文宋体" w:eastAsia="华文宋体" w:hAnsi="华文宋体"/>
+          <w:rFonts w:ascii="华文宋体" w:eastAsia="华文宋体" w:hAnsi="华文宋体" w:hint="eastAsia"/>
         </w:rPr>
       </w:pPr>
       <w:r>
@@ -4561,7 +6678,7 @@
       <w:pPr>
         <w:spacing w:after="0" w:line="400" w:lineRule="exact"/>
         <w:rPr>
-          <w:rFonts w:ascii="华文宋体" w:eastAsia="华文宋体" w:hAnsi="华文宋体"/>
+          <w:rFonts w:ascii="华文宋体" w:eastAsia="华文宋体" w:hAnsi="华文宋体" w:hint="eastAsia"/>
         </w:rPr>
       </w:pPr>
       <m:oMathPara>
@@ -4659,6 +6776,9 @@
             <m:t>.</m:t>
           </m:r>
           <m:r>
+            <m:rPr>
+              <m:sty m:val="p"/>
+            </m:rPr>
             <w:rPr>
               <w:rFonts w:ascii="华文宋体" w:eastAsia="华文宋体" w:hAnsi="华文宋体"/>
             </w:rPr>
@@ -4671,7 +6791,7 @@
       <w:pPr>
         <w:spacing w:after="0" w:line="400" w:lineRule="exact"/>
         <w:rPr>
-          <w:rFonts w:ascii="华文宋体" w:eastAsia="华文宋体" w:hAnsi="华文宋体"/>
+          <w:rFonts w:ascii="华文宋体" w:eastAsia="华文宋体" w:hAnsi="华文宋体" w:hint="eastAsia"/>
         </w:rPr>
       </w:pPr>
       <w:r>
@@ -4724,7 +6844,7 @@
       <w:pPr>
         <w:spacing w:after="0" w:line="400" w:lineRule="exact"/>
         <w:rPr>
-          <w:rFonts w:ascii="华文宋体" w:eastAsia="华文宋体" w:hAnsi="华文宋体"/>
+          <w:rFonts w:ascii="华文宋体" w:eastAsia="华文宋体" w:hAnsi="华文宋体" w:hint="eastAsia"/>
         </w:rPr>
       </w:pPr>
       <w:r>
@@ -4766,7 +6886,7 @@
       <w:pPr>
         <w:spacing w:after="0" w:line="400" w:lineRule="exact"/>
         <w:rPr>
-          <w:rFonts w:ascii="华文宋体" w:eastAsia="华文宋体" w:hAnsi="华文宋体"/>
+          <w:rFonts w:ascii="华文宋体" w:eastAsia="华文宋体" w:hAnsi="华文宋体" w:hint="eastAsia"/>
         </w:rPr>
       </w:pPr>
       <w:r>
@@ -4780,21 +6900,28 @@
       <w:pPr>
         <w:spacing w:after="0" w:line="400" w:lineRule="exact"/>
         <w:rPr>
-          <w:rFonts w:ascii="华文宋体" w:eastAsia="华文宋体" w:hAnsi="华文宋体"/>
-        </w:rPr>
-      </w:pPr>
-      <w:r>
-        <w:rPr>
-          <w:rFonts w:ascii="华文宋体" w:eastAsia="华文宋体" w:hAnsi="华文宋体"/>
-        </w:rPr>
-        <w:t>图 6 能较好地支撑上述结论：发病率维度下阳虚质略高，但绝对贡献度维度下痰湿质居首；而调整后 OR 森林图中，大多数体质的置信区间都穿过 1，说明“体质影响高血脂风险”更多表现为弱背景效应，而非强主效应。</w:t>
+          <w:rFonts w:ascii="华文宋体" w:eastAsia="华文宋体" w:hAnsi="华文宋体" w:hint="eastAsia"/>
+        </w:rPr>
+      </w:pPr>
+      <w:r>
+        <w:rPr>
+          <w:rFonts w:ascii="华文宋体" w:eastAsia="华文宋体" w:hAnsi="华文宋体"/>
+        </w:rPr>
+        <w:t>图 6 能较好地支撑上述结论：发病率维度下阳虚质略高，但绝对贡献度维度下痰湿质居首；而调整后 OR 森林图中，大多数体质的置信区间都穿过 1，说明“体质影响高</w:t>
+      </w:r>
+      <w:r>
+        <w:rPr>
+          <w:rFonts w:ascii="华文宋体" w:eastAsia="华文宋体" w:hAnsi="华文宋体"/>
+        </w:rPr>
+        <w:lastRenderedPageBreak/>
+        <w:t>血脂风险”更多表现为弱背景效应，而非强主效应。</w:t>
       </w:r>
     </w:p>
     <w:p>
       <w:pPr>
         <w:spacing w:after="0" w:line="400" w:lineRule="exact"/>
         <w:rPr>
-          <w:rFonts w:ascii="华文宋体" w:eastAsia="华文宋体" w:hAnsi="华文宋体"/>
+          <w:rFonts w:ascii="华文宋体" w:eastAsia="华文宋体" w:hAnsi="华文宋体" w:hint="eastAsia"/>
         </w:rPr>
       </w:pPr>
       <w:r>
@@ -4802,7 +6929,7 @@
           <w:rFonts w:ascii="华文宋体" w:eastAsia="华文宋体" w:hAnsi="华文宋体"/>
         </w:rPr>
         <w:pict w14:anchorId="722A1C0E">
-          <v:rect id="_x0000_i1072" style="width:0;height:1.5pt" o:hralign="center" o:hrstd="t" o:hr="t" fillcolor="#a0a0a0" stroked="f"/>
+          <v:rect id="_x0000_i1029" style="width:0;height:1.5pt" o:hralign="center" o:hrstd="t" o:hr="t" fillcolor="#a0a0a0" stroked="f"/>
         </w:pict>
       </w:r>
     </w:p>
@@ -4810,7 +6937,7 @@
       <w:pPr>
         <w:spacing w:after="0" w:line="400" w:lineRule="exact"/>
         <w:rPr>
-          <w:rFonts w:ascii="华文宋体" w:eastAsia="华文宋体" w:hAnsi="华文宋体"/>
+          <w:rFonts w:ascii="华文宋体" w:eastAsia="华文宋体" w:hAnsi="华文宋体" w:hint="eastAsia"/>
           <w:b/>
           <w:bCs/>
         </w:rPr>
@@ -4828,7 +6955,7 @@
       <w:pPr>
         <w:spacing w:after="0" w:line="400" w:lineRule="exact"/>
         <w:rPr>
-          <w:rFonts w:ascii="华文宋体" w:eastAsia="华文宋体" w:hAnsi="华文宋体"/>
+          <w:rFonts w:ascii="华文宋体" w:eastAsia="华文宋体" w:hAnsi="华文宋体" w:hint="eastAsia"/>
         </w:rPr>
       </w:pPr>
       <w:r>
@@ -4842,7 +6969,7 @@
       <w:pPr>
         <w:spacing w:after="0" w:line="400" w:lineRule="exact"/>
         <w:rPr>
-          <w:rFonts w:ascii="华文宋体" w:eastAsia="华文宋体" w:hAnsi="华文宋体"/>
+          <w:rFonts w:ascii="华文宋体" w:eastAsia="华文宋体" w:hAnsi="华文宋体" w:hint="eastAsia"/>
         </w:rPr>
       </w:pPr>
       <w:r>
@@ -4870,7 +6997,7 @@
       <w:pPr>
         <w:spacing w:after="0" w:line="400" w:lineRule="exact"/>
         <w:rPr>
-          <w:rFonts w:ascii="华文宋体" w:eastAsia="华文宋体" w:hAnsi="华文宋体"/>
+          <w:rFonts w:ascii="华文宋体" w:eastAsia="华文宋体" w:hAnsi="华文宋体" w:hint="eastAsia"/>
         </w:rPr>
       </w:pPr>
       <w:r>
@@ -4898,7 +7025,7 @@
       <w:pPr>
         <w:spacing w:after="0" w:line="400" w:lineRule="exact"/>
         <w:rPr>
-          <w:rFonts w:ascii="华文宋体" w:eastAsia="华文宋体" w:hAnsi="华文宋体"/>
+          <w:rFonts w:ascii="华文宋体" w:eastAsia="华文宋体" w:hAnsi="华文宋体" w:hint="eastAsia"/>
         </w:rPr>
       </w:pPr>
       <w:r>
@@ -4919,21 +7046,14 @@
         <w:rPr>
           <w:rFonts w:ascii="华文宋体" w:eastAsia="华文宋体" w:hAnsi="华文宋体"/>
         </w:rPr>
-        <w:t>：BMI、活动量表总分、ADL 总分。它们</w:t>
-      </w:r>
-      <w:r>
-        <w:rPr>
-          <w:rFonts w:ascii="华文宋体" w:eastAsia="华文宋体" w:hAnsi="华文宋体"/>
-        </w:rPr>
-        <w:lastRenderedPageBreak/>
-        <w:t>对高血脂的直接判别力不如血脂指标，但在痰湿分支、分层解释以及后续问题三的干预约束中都具有重要意义，尤其 BMI 在痰湿体质内部表现出相对更稳定的表征能力，因此可作为第一问中保留下来的痰湿辅助指标。</w:t>
+        <w:t>：BMI、活动量表总分、ADL 总分。它们对高血脂的直接判别力不如血脂指标，但在痰湿分支、分层解释以及后续问题三的干预约束中都具有重要意义，尤其 BMI 在痰湿体质内部表现出相对更稳定的表征能力，因此可作为第一问中保留下来的痰湿辅助指标。</w:t>
       </w:r>
     </w:p>
     <w:p>
       <w:pPr>
         <w:spacing w:after="0" w:line="400" w:lineRule="exact"/>
         <w:rPr>
-          <w:rFonts w:ascii="华文宋体" w:eastAsia="华文宋体" w:hAnsi="华文宋体"/>
+          <w:rFonts w:ascii="华文宋体" w:eastAsia="华文宋体" w:hAnsi="华文宋体" w:hint="eastAsia"/>
         </w:rPr>
       </w:pPr>
       <w:r>
@@ -4951,7 +7071,7 @@
         </w:numPr>
         <w:spacing w:after="0" w:line="400" w:lineRule="exact"/>
         <w:rPr>
-          <w:rFonts w:ascii="华文宋体" w:eastAsia="华文宋体" w:hAnsi="华文宋体"/>
+          <w:rFonts w:ascii="华文宋体" w:eastAsia="华文宋体" w:hAnsi="华文宋体" w:hint="eastAsia"/>
         </w:rPr>
       </w:pPr>
       <w:r>
@@ -4977,7 +7097,7 @@
         </w:numPr>
         <w:spacing w:after="0" w:line="400" w:lineRule="exact"/>
         <w:rPr>
-          <w:rFonts w:ascii="华文宋体" w:eastAsia="华文宋体" w:hAnsi="华文宋体"/>
+          <w:rFonts w:ascii="华文宋体" w:eastAsia="华文宋体" w:hAnsi="华文宋体" w:hint="eastAsia"/>
         </w:rPr>
       </w:pPr>
       <w:r>
@@ -5003,7 +7123,7 @@
         </w:numPr>
         <w:spacing w:after="0" w:line="400" w:lineRule="exact"/>
         <w:rPr>
-          <w:rFonts w:ascii="华文宋体" w:eastAsia="华文宋体" w:hAnsi="华文宋体"/>
+          <w:rFonts w:ascii="华文宋体" w:eastAsia="华文宋体" w:hAnsi="华文宋体" w:hint="eastAsia"/>
         </w:rPr>
       </w:pPr>
       <w:r>
@@ -5025,7 +7145,7 @@
       <w:pPr>
         <w:spacing w:after="0" w:line="400" w:lineRule="exact"/>
         <w:rPr>
-          <w:rFonts w:ascii="华文宋体" w:eastAsia="华文宋体" w:hAnsi="华文宋体"/>
+          <w:rFonts w:ascii="华文宋体" w:eastAsia="华文宋体" w:hAnsi="华文宋体" w:hint="eastAsia"/>
         </w:rPr>
       </w:pPr>
       <w:r>
@@ -5039,7 +7159,7 @@
       <w:pPr>
         <w:spacing w:after="0" w:line="400" w:lineRule="exact"/>
         <w:rPr>
-          <w:rFonts w:ascii="华文宋体" w:eastAsia="华文宋体" w:hAnsi="华文宋体"/>
+          <w:rFonts w:ascii="华文宋体" w:eastAsia="华文宋体" w:hAnsi="华文宋体" w:hint="eastAsia"/>
         </w:rPr>
       </w:pPr>
       <w:r>
@@ -5060,7 +7180,7 @@
       <w:pPr>
         <w:spacing w:after="0" w:line="400" w:lineRule="exact"/>
         <w:rPr>
-          <w:rFonts w:ascii="华文宋体" w:eastAsia="华文宋体" w:hAnsi="华文宋体"/>
+          <w:rFonts w:ascii="华文宋体" w:eastAsia="华文宋体" w:hAnsi="华文宋体" w:hint="eastAsia"/>
         </w:rPr>
       </w:pPr>
       <w:r>
@@ -5116,7 +7236,7 @@
       <w:pPr>
         <w:spacing w:after="0" w:line="400" w:lineRule="exact"/>
         <w:rPr>
-          <w:rFonts w:ascii="华文宋体" w:eastAsia="华文宋体" w:hAnsi="华文宋体"/>
+          <w:rFonts w:ascii="华文宋体" w:eastAsia="华文宋体" w:hAnsi="华文宋体" w:hint="eastAsia"/>
         </w:rPr>
       </w:pPr>
       <w:r>
@@ -5124,7 +7244,7 @@
           <w:rFonts w:ascii="华文宋体" w:eastAsia="华文宋体" w:hAnsi="华文宋体"/>
         </w:rPr>
         <w:pict w14:anchorId="548347D6">
-          <v:rect id="_x0000_i1073" style="width:0;height:1.5pt" o:hralign="center" o:hrstd="t" o:hr="t" fillcolor="#a0a0a0" stroked="f"/>
+          <v:rect id="_x0000_i1030" style="width:0;height:1.5pt" o:hralign="center" o:hrstd="t" o:hr="t" fillcolor="#a0a0a0" stroked="f"/>
         </w:pict>
       </w:r>
     </w:p>
@@ -5132,7 +7252,7 @@
       <w:pPr>
         <w:spacing w:after="0" w:line="400" w:lineRule="exact"/>
         <w:rPr>
-          <w:rFonts w:ascii="华文宋体" w:eastAsia="华文宋体" w:hAnsi="华文宋体"/>
+          <w:rFonts w:ascii="华文宋体" w:eastAsia="华文宋体" w:hAnsi="华文宋体" w:hint="eastAsia"/>
           <w:b/>
           <w:bCs/>
         </w:rPr>
@@ -5150,14 +7270,21 @@
       <w:pPr>
         <w:spacing w:after="0" w:line="400" w:lineRule="exact"/>
         <w:rPr>
-          <w:rFonts w:ascii="华文宋体" w:eastAsia="华文宋体" w:hAnsi="华文宋体"/>
-        </w:rPr>
-      </w:pPr>
-      <w:r>
-        <w:rPr>
-          <w:rFonts w:ascii="华文宋体" w:eastAsia="华文宋体" w:hAnsi="华文宋体"/>
-        </w:rPr>
-        <w:t>第一问不是一个单一分类或单一相关性排序问题，而是一个“痰湿严重程度表征—高血脂风险预警—体质贡献分析”相互耦合的双目标筛选问题。本文据此建立双分支稳健筛选框架，并将体质贡献独立建模。结果表明，TG、TC 是最稳定的高血脂核心指标，LDL-C、HDL-C 和血尿酸构成辅助风险指标，BMI 则作为痰湿辅助表征变量保留下来；九种体质在总体风险上的差异不显著，但痰湿质对总体病例负担的绝对贡献最大。该结论能够为后续风险分层和干预优化提供清晰的变量基础。</w:t>
+          <w:rFonts w:ascii="华文宋体" w:eastAsia="华文宋体" w:hAnsi="华文宋体" w:hint="eastAsia"/>
+        </w:rPr>
+      </w:pPr>
+      <w:r>
+        <w:rPr>
+          <w:rFonts w:ascii="华文宋体" w:eastAsia="华文宋体" w:hAnsi="华文宋体"/>
+        </w:rPr>
+        <w:t>第一问不是一个单一分类或单一相关性排序问题，而是一个“痰湿严重程度表征—高血脂风险预警—体质贡献分析”相互耦合的双目标筛选问题。本文据此建立双分支稳健筛选框架，并将体质贡献独立建模。结果表明，TG、TC 是最稳定的高血脂核心指标，LDL-C、HDL-C 和血尿酸构成辅助风险指标，BMI 则作为痰湿辅助表征变量保留</w:t>
+      </w:r>
+      <w:r>
+        <w:rPr>
+          <w:rFonts w:ascii="华文宋体" w:eastAsia="华文宋体" w:hAnsi="华文宋体"/>
+        </w:rPr>
+        <w:lastRenderedPageBreak/>
+        <w:t>下来；九种体质在总体风险上的差异不显著，但痰湿质对总体病例负担的绝对贡献最大。该结论能够为后续风险分层和干预优化提供清晰的变量基础。</w:t>
       </w:r>
     </w:p>
     <w:p>
@@ -5887,6 +8014,7 @@
   <w:style w:type="paragraph" w:default="1" w:styleId="a">
     <w:name w:val="Normal"/>
     <w:qFormat/>
+    <w:rsid w:val="00EA04AB"/>
     <w:pPr>
       <w:widowControl w:val="0"/>
     </w:pPr>
@@ -6410,6 +8538,25 @@
       <w:spacing w:val="5"/>
     </w:rPr>
   </w:style>
+  <w:style w:type="table" w:styleId="ae">
+    <w:name w:val="Table Grid"/>
+    <w:basedOn w:val="a1"/>
+    <w:uiPriority w:val="39"/>
+    <w:rsid w:val="00784587"/>
+    <w:pPr>
+      <w:spacing w:after="0" w:line="240" w:lineRule="auto"/>
+    </w:pPr>
+    <w:tblPr>
+      <w:tblBorders>
+        <w:top w:val="single" w:sz="4" w:space="0" w:color="auto"/>
+        <w:left w:val="single" w:sz="4" w:space="0" w:color="auto"/>
+        <w:bottom w:val="single" w:sz="4" w:space="0" w:color="auto"/>
+        <w:right w:val="single" w:sz="4" w:space="0" w:color="auto"/>
+        <w:insideH w:val="single" w:sz="4" w:space="0" w:color="auto"/>
+        <w:insideV w:val="single" w:sz="4" w:space="0" w:color="auto"/>
+      </w:tblBorders>
+    </w:tblPr>
+  </w:style>
 </w:styles>
 </file>
 
